--- a/00_Project_Management/assignments/Milestone_5_Algorithms/Team3/M5_Pseudocode_Algorithms_Assignments_ Team3.docx
+++ b/00_Project_Management/assignments/Milestone_5_Algorithms/Team3/M5_Pseudocode_Algorithms_Assignments_ Team3.docx
@@ -76,8 +76,20 @@
           <w:color w:val="4EA72E" w:themeColor="accent6"/>
           <w:lang w:eastAsia="en-US"/>
         </w:rPr>
-        <w:t>, 2026</w:t>
-      </w:r>
+        <w:t xml:space="preserve">, </w:t>
+      </w:r>
+      <w:proofErr w:type="gramStart"/>
+      <w:r>
+        <w:rPr>
+          <w:rFonts w:eastAsia="Times New Roman" w:cs="Times New Roman"/>
+          <w:b/>
+          <w:bCs/>
+          <w:color w:val="4EA72E" w:themeColor="accent6"/>
+          <w:lang w:eastAsia="en-US"/>
+        </w:rPr>
+        <w:t>2026</w:t>
+      </w:r>
+      <w:proofErr w:type="gramEnd"/>
       <w:r>
         <w:rPr>
           <w:rFonts w:eastAsia="Times New Roman" w:cs="Times New Roman"/>
@@ -514,20 +526,6 @@
                 <w:rFonts w:eastAsia="Times New Roman" w:cs="Times New Roman"/>
                 <w:lang w:eastAsia="en-US"/>
               </w:rPr>
-              <w:t xml:space="preserve">(1.10) </w:t>
-            </w:r>
-            <w:r>
-              <w:rPr>
-                <w:rFonts w:eastAsia="Times New Roman" w:cs="Times New Roman"/>
-                <w:lang w:eastAsia="en-US"/>
-              </w:rPr>
-              <w:t xml:space="preserve">Communication Services &amp; </w:t>
-            </w:r>
-            <w:r>
-              <w:rPr>
-                <w:rFonts w:eastAsia="Times New Roman" w:cs="Times New Roman"/>
-                <w:lang w:eastAsia="en-US"/>
-              </w:rPr>
               <w:t xml:space="preserve">(1.4) </w:t>
             </w:r>
             <w:r>
@@ -543,6 +541,20 @@
                 <w:lang w:eastAsia="en-US"/>
               </w:rPr>
               <w:t xml:space="preserve"> / Orchestrator</w:t>
+            </w:r>
+            <w:r>
+              <w:rPr>
+                <w:rFonts w:eastAsia="Times New Roman" w:cs="Times New Roman"/>
+                <w:lang w:eastAsia="en-US"/>
+              </w:rPr>
+              <w:t xml:space="preserve"> &amp; (1.10) </w:t>
+            </w:r>
+            <w:r>
+              <w:rPr>
+                <w:rFonts w:eastAsia="Times New Roman" w:cs="Times New Roman"/>
+                <w:lang w:eastAsia="en-US"/>
+              </w:rPr>
+              <w:t>Communication Services</w:t>
             </w:r>
           </w:p>
         </w:tc>
@@ -917,6 +929,617 @@
         </w:tc>
       </w:tr>
     </w:tbl>
+    <w:p>
+      <w:pPr>
+        <w:pStyle w:val="GitHubProcesses"/>
+        <w:rPr>
+          <w:sz w:val="36"/>
+          <w:szCs w:val="36"/>
+        </w:rPr>
+      </w:pPr>
+      <w:r>
+        <w:rPr>
+          <w:sz w:val="36"/>
+          <w:szCs w:val="36"/>
+        </w:rPr>
+        <w:t>Figure 1.4 &amp; 1.10 — API Gateway / Orchestrator &amp; Communication Services (Notifications + News Feed)</w:t>
+      </w:r>
+      <w:r>
+        <w:rPr>
+          <w:sz w:val="36"/>
+          <w:szCs w:val="36"/>
+        </w:rPr>
+        <w:t xml:space="preserve"> </w:t>
+      </w:r>
+    </w:p>
+    <w:p>
+      <w:pPr>
+        <w:pStyle w:val="Sub-Info"/>
+      </w:pPr>
+      <w:r>
+        <w:t>Required List (15 Algorithms)</w:t>
+      </w:r>
+    </w:p>
+    <w:p>
+      <w:pPr>
+        <w:pStyle w:val="ListParagraph"/>
+        <w:numPr>
+          <w:ilvl w:val="0"/>
+          <w:numId w:val="1"/>
+        </w:numPr>
+      </w:pPr>
+      <w:r>
+        <w:t xml:space="preserve">1.4.2-ALG </w:t>
+      </w:r>
+      <w:proofErr w:type="spellStart"/>
+      <w:proofErr w:type="gramStart"/>
+      <w:r>
+        <w:t>validateCredentials</w:t>
+      </w:r>
+      <w:proofErr w:type="spellEnd"/>
+      <w:r>
+        <w:t>(</w:t>
+      </w:r>
+      <w:proofErr w:type="gramEnd"/>
+      <w:r>
+        <w:t>) Algorithm</w:t>
+      </w:r>
+    </w:p>
+    <w:p>
+      <w:pPr>
+        <w:pStyle w:val="ListParagraph"/>
+        <w:numPr>
+          <w:ilvl w:val="0"/>
+          <w:numId w:val="1"/>
+        </w:numPr>
+      </w:pPr>
+      <w:r>
+        <w:t xml:space="preserve">1.4.2-ALG </w:t>
+      </w:r>
+      <w:proofErr w:type="spellStart"/>
+      <w:proofErr w:type="gramStart"/>
+      <w:r>
+        <w:t>generateTokens</w:t>
+      </w:r>
+      <w:proofErr w:type="spellEnd"/>
+      <w:r>
+        <w:t>(</w:t>
+      </w:r>
+      <w:proofErr w:type="gramEnd"/>
+      <w:r>
+        <w:t>) Algorithm</w:t>
+      </w:r>
+    </w:p>
+    <w:p>
+      <w:pPr>
+        <w:pStyle w:val="ListParagraph"/>
+        <w:numPr>
+          <w:ilvl w:val="0"/>
+          <w:numId w:val="1"/>
+        </w:numPr>
+      </w:pPr>
+      <w:r>
+        <w:t xml:space="preserve">1.4.3-ALG </w:t>
+      </w:r>
+      <w:proofErr w:type="spellStart"/>
+      <w:proofErr w:type="gramStart"/>
+      <w:r>
+        <w:t>requestRoute</w:t>
+      </w:r>
+      <w:proofErr w:type="spellEnd"/>
+      <w:r>
+        <w:t>(</w:t>
+      </w:r>
+      <w:proofErr w:type="gramEnd"/>
+      <w:r>
+        <w:t>) Algorithm</w:t>
+      </w:r>
+    </w:p>
+    <w:p>
+      <w:pPr>
+        <w:pStyle w:val="ListParagraph"/>
+        <w:numPr>
+          <w:ilvl w:val="0"/>
+          <w:numId w:val="1"/>
+        </w:numPr>
+      </w:pPr>
+      <w:r>
+        <w:t xml:space="preserve">1.4.3-ALG </w:t>
+      </w:r>
+      <w:proofErr w:type="spellStart"/>
+      <w:proofErr w:type="gramStart"/>
+      <w:r>
+        <w:t>applyRoutingRules</w:t>
+      </w:r>
+      <w:proofErr w:type="spellEnd"/>
+      <w:r>
+        <w:t>(</w:t>
+      </w:r>
+      <w:proofErr w:type="gramEnd"/>
+      <w:r>
+        <w:t>) Algorithm</w:t>
+      </w:r>
+    </w:p>
+    <w:p>
+      <w:pPr>
+        <w:pStyle w:val="ListParagraph"/>
+        <w:numPr>
+          <w:ilvl w:val="0"/>
+          <w:numId w:val="1"/>
+        </w:numPr>
+      </w:pPr>
+      <w:r>
+        <w:t xml:space="preserve">1.4.4-ALG </w:t>
+      </w:r>
+      <w:proofErr w:type="spellStart"/>
+      <w:proofErr w:type="gramStart"/>
+      <w:r>
+        <w:t>validateRequest</w:t>
+      </w:r>
+      <w:proofErr w:type="spellEnd"/>
+      <w:r>
+        <w:t>(</w:t>
+      </w:r>
+      <w:proofErr w:type="gramEnd"/>
+      <w:r>
+        <w:t>) Algorithm</w:t>
+      </w:r>
+    </w:p>
+    <w:p>
+      <w:pPr>
+        <w:pStyle w:val="ListParagraph"/>
+        <w:numPr>
+          <w:ilvl w:val="0"/>
+          <w:numId w:val="1"/>
+        </w:numPr>
+      </w:pPr>
+      <w:r>
+        <w:t xml:space="preserve">1.4.4-ALG </w:t>
+      </w:r>
+      <w:proofErr w:type="spellStart"/>
+      <w:proofErr w:type="gramStart"/>
+      <w:r>
+        <w:t>sanitizeInput</w:t>
+      </w:r>
+      <w:proofErr w:type="spellEnd"/>
+      <w:r>
+        <w:t>(</w:t>
+      </w:r>
+      <w:proofErr w:type="gramEnd"/>
+      <w:r>
+        <w:t>) Algorithm</w:t>
+      </w:r>
+    </w:p>
+    <w:p>
+      <w:pPr>
+        <w:pStyle w:val="ListParagraph"/>
+        <w:numPr>
+          <w:ilvl w:val="0"/>
+          <w:numId w:val="1"/>
+        </w:numPr>
+      </w:pPr>
+      <w:r>
+        <w:t xml:space="preserve">1.4.8-ALG </w:t>
+      </w:r>
+      <w:proofErr w:type="spellStart"/>
+      <w:proofErr w:type="gramStart"/>
+      <w:r>
+        <w:t>orchestrateSearchRequest</w:t>
+      </w:r>
+      <w:proofErr w:type="spellEnd"/>
+      <w:r>
+        <w:t>(</w:t>
+      </w:r>
+      <w:proofErr w:type="gramEnd"/>
+      <w:r>
+        <w:t>) Algorithm</w:t>
+      </w:r>
+    </w:p>
+    <w:p>
+      <w:pPr>
+        <w:pStyle w:val="ListParagraph"/>
+        <w:numPr>
+          <w:ilvl w:val="0"/>
+          <w:numId w:val="1"/>
+        </w:numPr>
+      </w:pPr>
+      <w:r>
+        <w:t xml:space="preserve">1.4.8-ALG </w:t>
+      </w:r>
+      <w:proofErr w:type="spellStart"/>
+      <w:proofErr w:type="gramStart"/>
+      <w:r>
+        <w:t>aggregateResults</w:t>
+      </w:r>
+      <w:proofErr w:type="spellEnd"/>
+      <w:r>
+        <w:t>(</w:t>
+      </w:r>
+      <w:proofErr w:type="gramEnd"/>
+      <w:r>
+        <w:t>) Algorithm</w:t>
+      </w:r>
+    </w:p>
+    <w:p>
+      <w:pPr>
+        <w:pStyle w:val="ListParagraph"/>
+        <w:numPr>
+          <w:ilvl w:val="0"/>
+          <w:numId w:val="1"/>
+        </w:numPr>
+      </w:pPr>
+      <w:r>
+        <w:t xml:space="preserve">1.4.11-ALG </w:t>
+      </w:r>
+      <w:proofErr w:type="spellStart"/>
+      <w:proofErr w:type="gramStart"/>
+      <w:r>
+        <w:t>routeRequest</w:t>
+      </w:r>
+      <w:proofErr w:type="spellEnd"/>
+      <w:r>
+        <w:t>(</w:t>
+      </w:r>
+      <w:proofErr w:type="gramEnd"/>
+      <w:r>
+        <w:t>) Algorithm</w:t>
+      </w:r>
+    </w:p>
+    <w:p>
+      <w:pPr>
+        <w:pStyle w:val="ListParagraph"/>
+        <w:numPr>
+          <w:ilvl w:val="0"/>
+          <w:numId w:val="1"/>
+        </w:numPr>
+      </w:pPr>
+      <w:r>
+        <w:t xml:space="preserve">1.10.3-ALG </w:t>
+      </w:r>
+      <w:proofErr w:type="spellStart"/>
+      <w:proofErr w:type="gramStart"/>
+      <w:r>
+        <w:t>orchestrateNotification</w:t>
+      </w:r>
+      <w:proofErr w:type="spellEnd"/>
+      <w:r>
+        <w:t>(</w:t>
+      </w:r>
+      <w:proofErr w:type="gramEnd"/>
+      <w:r>
+        <w:t>) Algorithm</w:t>
+      </w:r>
+    </w:p>
+    <w:p>
+      <w:pPr>
+        <w:pStyle w:val="ListParagraph"/>
+        <w:numPr>
+          <w:ilvl w:val="0"/>
+          <w:numId w:val="1"/>
+        </w:numPr>
+      </w:pPr>
+      <w:r>
+        <w:t xml:space="preserve">1.10.3-ALG </w:t>
+      </w:r>
+      <w:proofErr w:type="spellStart"/>
+      <w:proofErr w:type="gramStart"/>
+      <w:r>
+        <w:t>buildNotification</w:t>
+      </w:r>
+      <w:proofErr w:type="spellEnd"/>
+      <w:r>
+        <w:t>(</w:t>
+      </w:r>
+      <w:proofErr w:type="gramEnd"/>
+      <w:r>
+        <w:t>) Algorithm</w:t>
+      </w:r>
+    </w:p>
+    <w:p>
+      <w:pPr>
+        <w:pStyle w:val="ListParagraph"/>
+        <w:numPr>
+          <w:ilvl w:val="0"/>
+          <w:numId w:val="1"/>
+        </w:numPr>
+      </w:pPr>
+      <w:r>
+        <w:t xml:space="preserve">1.10.3-ALG </w:t>
+      </w:r>
+      <w:proofErr w:type="spellStart"/>
+      <w:proofErr w:type="gramStart"/>
+      <w:r>
+        <w:t>resolveRecipients</w:t>
+      </w:r>
+      <w:proofErr w:type="spellEnd"/>
+      <w:r>
+        <w:t>(</w:t>
+      </w:r>
+      <w:proofErr w:type="gramEnd"/>
+      <w:r>
+        <w:t>) Algorithm</w:t>
+      </w:r>
+    </w:p>
+    <w:p>
+      <w:pPr>
+        <w:pStyle w:val="ListParagraph"/>
+        <w:numPr>
+          <w:ilvl w:val="0"/>
+          <w:numId w:val="1"/>
+        </w:numPr>
+      </w:pPr>
+      <w:r>
+        <w:t xml:space="preserve">1.10.6-ALG </w:t>
+      </w:r>
+      <w:proofErr w:type="spellStart"/>
+      <w:proofErr w:type="gramStart"/>
+      <w:r>
+        <w:t>applyRecipientRules</w:t>
+      </w:r>
+      <w:proofErr w:type="spellEnd"/>
+      <w:r>
+        <w:t>(</w:t>
+      </w:r>
+      <w:proofErr w:type="gramEnd"/>
+      <w:r>
+        <w:t>) Algorithm</w:t>
+      </w:r>
+    </w:p>
+    <w:p>
+      <w:pPr>
+        <w:pStyle w:val="ListParagraph"/>
+        <w:numPr>
+          <w:ilvl w:val="0"/>
+          <w:numId w:val="1"/>
+        </w:numPr>
+      </w:pPr>
+      <w:r>
+        <w:t xml:space="preserve">1.10.6-ALG </w:t>
+      </w:r>
+      <w:proofErr w:type="spellStart"/>
+      <w:proofErr w:type="gramStart"/>
+      <w:r>
+        <w:t>filterMutedUsers</w:t>
+      </w:r>
+      <w:proofErr w:type="spellEnd"/>
+      <w:r>
+        <w:t>(</w:t>
+      </w:r>
+      <w:proofErr w:type="gramEnd"/>
+      <w:r>
+        <w:t>) Algorithm</w:t>
+      </w:r>
+    </w:p>
+    <w:p>
+      <w:pPr>
+        <w:pStyle w:val="ListParagraph"/>
+        <w:numPr>
+          <w:ilvl w:val="0"/>
+          <w:numId w:val="1"/>
+        </w:numPr>
+      </w:pPr>
+      <w:r>
+        <w:t xml:space="preserve">1.10.7-ALG </w:t>
+      </w:r>
+      <w:proofErr w:type="spellStart"/>
+      <w:proofErr w:type="gramStart"/>
+      <w:r>
+        <w:t>deliverNotification</w:t>
+      </w:r>
+      <w:proofErr w:type="spellEnd"/>
+      <w:r>
+        <w:t>(</w:t>
+      </w:r>
+      <w:proofErr w:type="gramEnd"/>
+      <w:r>
+        <w:t>) Algorithm</w:t>
+      </w:r>
+    </w:p>
+    <w:p>
+      <w:pPr>
+        <w:pStyle w:val="GitHubProcesses"/>
+        <w:rPr>
+          <w:u w:val="none"/>
+        </w:rPr>
+      </w:pPr>
+      <w:r>
+        <w:rPr>
+          <w:u w:val="none"/>
+        </w:rPr>
+        <w:lastRenderedPageBreak/>
+        <w:t>Resources:</w:t>
+      </w:r>
+    </w:p>
+    <w:p>
+      <w:r>
+        <w:rPr>
+          <w:b/>
+          <w:bCs/>
+        </w:rPr>
+        <w:t xml:space="preserve">#1 </w:t>
+      </w:r>
+      <w:proofErr w:type="spellStart"/>
+      <w:r>
+        <w:rPr>
+          <w:b/>
+          <w:bCs/>
+        </w:rPr>
+        <w:t>Drawio</w:t>
+      </w:r>
+      <w:proofErr w:type="spellEnd"/>
+      <w:r>
+        <w:rPr>
+          <w:b/>
+          <w:bCs/>
+        </w:rPr>
+        <w:t xml:space="preserve"> Template:</w:t>
+      </w:r>
+      <w:r>
+        <w:t xml:space="preserve"> </w:t>
+      </w:r>
+      <w:r>
+        <w:t>"CareerBound-SDD\01_Standards\Templates\Milestone_5_Algorithms\M5_Pseudocode_Template.drawio.png"</w:t>
+      </w:r>
+    </w:p>
+    <w:p>
+      <w:r>
+        <w:rPr>
+          <w:b/>
+          <w:bCs/>
+        </w:rPr>
+        <w:t>#2</w:t>
+      </w:r>
+      <w:r>
+        <w:rPr>
+          <w:b/>
+          <w:bCs/>
+        </w:rPr>
+        <w:t xml:space="preserve"> Examples:</w:t>
+      </w:r>
+      <w:r>
+        <w:t xml:space="preserve"> "</w:t>
+      </w:r>
+      <w:r>
+        <w:t>CareerBound-SDD\01_Standards\Templates\Milestone_5_Algorithms\M5_Pseudocode_Examples.docx"</w:t>
+      </w:r>
+    </w:p>
+    <w:p>
+      <w:r>
+        <w:rPr>
+          <w:b/>
+          <w:bCs/>
+        </w:rPr>
+        <w:t>#3 Standards:</w:t>
+      </w:r>
+      <w:r>
+        <w:t xml:space="preserve"> </w:t>
+      </w:r>
+      <w:r>
+        <w:t>"CareerBound-SDD\01_Standards\Milestone_5_Algorithms\M5_Pseudocode_Algorithms_Standards.docx"</w:t>
+      </w:r>
+    </w:p>
+    <w:p>
+      <w:r>
+        <w:rPr>
+          <w:b/>
+          <w:bCs/>
+        </w:rPr>
+        <w:t>#4 Pseudocode Chapter:</w:t>
+      </w:r>
+      <w:r>
+        <w:t xml:space="preserve"> Software Design class textbook by H</w:t>
+      </w:r>
+      <w:r>
+        <w:t>elfrich</w:t>
+      </w:r>
+      <w:r>
+        <w:t xml:space="preserve">, Unit 0, </w:t>
+      </w:r>
+      <w:r>
+        <w:t>Chapter 0.2 Pseudocode</w:t>
+      </w:r>
+      <w:r>
+        <w:t xml:space="preserve"> (</w:t>
+      </w:r>
+      <w:hyperlink r:id="rId7" w:history="1">
+        <w:r>
+          <w:rPr>
+            <w:rStyle w:val="Hyperlink"/>
+          </w:rPr>
+          <w:t>https://byui.vitalsource.com/reader/books/9798319726032/pageid/46</w:t>
+        </w:r>
+      </w:hyperlink>
+      <w:r>
+        <w:t xml:space="preserve">) </w:t>
+      </w:r>
+    </w:p>
+    <w:p>
+      <w:r>
+        <w:rPr>
+          <w:b/>
+          <w:bCs/>
+          <w:noProof/>
+        </w:rPr>
+        <mc:AlternateContent>
+          <mc:Choice Requires="wps">
+            <w:drawing>
+              <wp:anchor distT="0" distB="0" distL="114300" distR="114300" simplePos="0" relativeHeight="251659264" behindDoc="0" locked="0" layoutInCell="1" allowOverlap="1" wp14:anchorId="2C58CDD7" wp14:editId="65DD86AC">
+                <wp:simplePos x="0" y="0"/>
+                <wp:positionH relativeFrom="column">
+                  <wp:posOffset>4067175</wp:posOffset>
+                </wp:positionH>
+                <wp:positionV relativeFrom="paragraph">
+                  <wp:posOffset>14605</wp:posOffset>
+                </wp:positionV>
+                <wp:extent cx="0" cy="133350"/>
+                <wp:effectExtent l="76200" t="0" r="57150" b="57150"/>
+                <wp:wrapNone/>
+                <wp:docPr id="994414313" name="Straight Arrow Connector 1"/>
+                <wp:cNvGraphicFramePr/>
+                <a:graphic xmlns:a="http://schemas.openxmlformats.org/drawingml/2006/main">
+                  <a:graphicData uri="http://schemas.microsoft.com/office/word/2010/wordprocessingShape">
+                    <wps:wsp>
+                      <wps:cNvCnPr/>
+                      <wps:spPr>
+                        <a:xfrm>
+                          <a:off x="0" y="0"/>
+                          <a:ext cx="0" cy="133350"/>
+                        </a:xfrm>
+                        <a:prstGeom prst="straightConnector1">
+                          <a:avLst/>
+                        </a:prstGeom>
+                        <a:ln>
+                          <a:solidFill>
+                            <a:schemeClr val="tx1"/>
+                          </a:solidFill>
+                          <a:tailEnd type="triangle"/>
+                        </a:ln>
+                      </wps:spPr>
+                      <wps:style>
+                        <a:lnRef idx="1">
+                          <a:schemeClr val="accent1"/>
+                        </a:lnRef>
+                        <a:fillRef idx="0">
+                          <a:schemeClr val="accent1"/>
+                        </a:fillRef>
+                        <a:effectRef idx="0">
+                          <a:schemeClr val="accent1"/>
+                        </a:effectRef>
+                        <a:fontRef idx="minor">
+                          <a:schemeClr val="tx1"/>
+                        </a:fontRef>
+                      </wps:style>
+                      <wps:bodyPr/>
+                    </wps:wsp>
+                  </a:graphicData>
+                </a:graphic>
+              </wp:anchor>
+            </w:drawing>
+          </mc:Choice>
+          <mc:Fallback>
+            <w:pict>
+              <v:shapetype w14:anchorId="4E7EF88E" id="_x0000_t32" coordsize="21600,21600" o:spt="32" o:oned="t" path="m,l21600,21600e" filled="f">
+                <v:path arrowok="t" fillok="f" o:connecttype="none"/>
+                <o:lock v:ext="edit" shapetype="t"/>
+              </v:shapetype>
+              <v:shape id="Straight Arrow Connector 1" o:spid="_x0000_s1026" type="#_x0000_t32" style="position:absolute;margin-left:320.25pt;margin-top:1.15pt;width:0;height:10.5pt;z-index:251659264;visibility:visible;mso-wrap-style:square;mso-wrap-distance-left:9pt;mso-wrap-distance-top:0;mso-wrap-distance-right:9pt;mso-wrap-distance-bottom:0;mso-position-horizontal:absolute;mso-position-horizontal-relative:text;mso-position-vertical:absolute;mso-position-vertical-relative:text" o:gfxdata="UEsDBBQABgAIAAAAIQC2gziS/gAAAOEBAAATAAAAW0NvbnRlbnRfVHlwZXNdLnhtbJSRQU7DMBBF&#10;90jcwfIWJU67QAgl6YK0S0CoHGBkTxKLZGx5TGhvj5O2G0SRWNoz/78nu9wcxkFMGNg6quQqL6RA&#10;0s5Y6ir5vt9lD1JwBDIwOMJKHpHlpr69KfdHjyxSmriSfYz+USnWPY7AufNIadK6MEJMx9ApD/oD&#10;OlTrorhX2lFEilmcO2RdNtjC5xDF9pCuTyYBB5bi6bQ4syoJ3g9WQ0ymaiLzg5KdCXlKLjvcW893&#10;SUOqXwnz5DrgnHtJTxOsQfEKIT7DmDSUCaxw7Rqn8787ZsmRM9e2VmPeBN4uqYvTtW7jvijg9N/y&#10;JsXecLq0q+WD6m8AAAD//wMAUEsDBBQABgAIAAAAIQA4/SH/1gAAAJQBAAALAAAAX3JlbHMvLnJl&#10;bHOkkMFqwzAMhu+DvYPRfXGawxijTi+j0GvpHsDYimMaW0Yy2fr2M4PBMnrbUb/Q94l/f/hMi1qR&#10;JVI2sOt6UJgd+ZiDgffL8ekFlFSbvV0oo4EbChzGx4f9GRdb25HMsYhqlCwG5lrLq9biZkxWOiqY&#10;22YiTra2kYMu1l1tQD30/bPm3wwYN0x18gb45AdQl1tp5j/sFB2T0FQ7R0nTNEV3j6o9feQzro1i&#10;OWA14Fm+Q8a1a8+Bvu/d/dMb2JY5uiPbhG/ktn4cqGU/er3pcvwCAAD//wMAUEsDBBQABgAIAAAA&#10;IQBJmo7tygEAAP0DAAAOAAAAZHJzL2Uyb0RvYy54bWysU8uO3CAQvEfKPyDuGds7ShRZ49nD7G4u&#10;UbLK4wNY3NhIGBB0xvbfp8Ezdl6KlGgvbQNdXV1Fc7idBsPOEKJ2tuHVruQMrHSttl3Dv355ePWW&#10;s4jCtsI4Cw2fIfLb48sXh9HXcON6Z1oIjIrYWI++4T2ir4siyh4GEXfOg6VD5cIgkJahK9ogRqo+&#10;mOKmLN8UowutD05CjLR7txzyY66vFEj8qFQEZKbh1BvmGHJ8SrE4HkTdBeF7LS9tiP/oYhDaEula&#10;6k6gYN+C/q3UoGVw0SncSTcUTiktIWsgNVX5i5rPvfCQtZA50a82xecrKz+cT/YxkA2jj3X0jyGp&#10;mFQY0pf6Y1M2a17NggmZXDYl7Vb7/f519rHYcD5EfAduYOmn4RGD0F2PJ2ct3YgLVfZKnN9HJGYC&#10;XgGJ1NgUozO6fdDG5EUaBziZwM6CLhKnKl0c4X7KQqHNvW0Zzp4mDYMWtjNwyUxVi01j/sPZwML4&#10;CRTTLalaOsvjt/EJKcHildNYyk4wRd2twDJL+ivwkp+gkEfzX8ArIjM7iyt40NaFP7FvNqkl/+rA&#10;ojtZ8OTaOd9+toZmLLt6eQ9piH9cZ/j2ao/fAQAA//8DAFBLAwQUAAYACAAAACEADpNVHdwAAAAI&#10;AQAADwAAAGRycy9kb3ducmV2LnhtbEyP0WrCMBSG7we+QzjC7maibuK6piKCIBsD53yAtDlry5KT&#10;mkRt336RXWyXH//Pf76Tr3pr2AV9aB1JmE4EMKTK6ZZqCcfP7cMSWIiKtDKOUMKAAVbF6C5XmXZX&#10;+sDLIdYsjVDIlIQmxi7jPFQNWhUmrkNK2ZfzVsWEvubaq2sat4bPhFhwq1pKFxrV4abB6vtwthKe&#10;d11dmv3b6/Qk/HbX7of3fj1IeT/u1y/AIvbxrww3/aQORXIq3Zl0YEbC4lE8paqE2RxYyn+5vPEc&#10;eJHz/w8UPwAAAP//AwBQSwECLQAUAAYACAAAACEAtoM4kv4AAADhAQAAEwAAAAAAAAAAAAAAAAAA&#10;AAAAW0NvbnRlbnRfVHlwZXNdLnhtbFBLAQItABQABgAIAAAAIQA4/SH/1gAAAJQBAAALAAAAAAAA&#10;AAAAAAAAAC8BAABfcmVscy8ucmVsc1BLAQItABQABgAIAAAAIQBJmo7tygEAAP0DAAAOAAAAAAAA&#10;AAAAAAAAAC4CAABkcnMvZTJvRG9jLnhtbFBLAQItABQABgAIAAAAIQAOk1Ud3AAAAAgBAAAPAAAA&#10;AAAAAAAAAAAAACQEAABkcnMvZG93bnJldi54bWxQSwUGAAAAAAQABADzAAAALQUAAAAA&#10;" strokecolor="black [3213]" strokeweight=".5pt">
+                <v:stroke endarrow="block" joinstyle="miter"/>
+              </v:shape>
+            </w:pict>
+          </mc:Fallback>
+        </mc:AlternateContent>
+      </w:r>
+      <w:r>
+        <w:rPr>
+          <w:b/>
+          <w:bCs/>
+        </w:rPr>
+        <w:t>#5 Notes:</w:t>
+      </w:r>
+      <w:r>
+        <w:t xml:space="preserve"> Methods Pseudocode section directly below this </w:t>
+      </w:r>
+    </w:p>
     <w:p>
       <w:pPr>
         <w:pStyle w:val="GitHubProcesses"/>
@@ -1061,7 +1684,23 @@
           <w:rFonts w:eastAsia="Times New Roman" w:cs="Times New Roman"/>
           <w:lang w:eastAsia="en-US"/>
         </w:rPr>
-        <w:t>Pseudocode is language independent. This means one should be able to write pseudocode without having to think about the specific style, syntax, or capabilities of any one programming language. It also means a single pseudocode design should be readily translatable into a variety of programming languages.</w:t>
+        <w:t xml:space="preserve">Pseudocode is language independent. This means one should be able to write pseudocode without having to think about the specific style, syntax, or capabilities of </w:t>
+      </w:r>
+      <w:proofErr w:type="gramStart"/>
+      <w:r>
+        <w:rPr>
+          <w:rFonts w:eastAsia="Times New Roman" w:cs="Times New Roman"/>
+          <w:lang w:eastAsia="en-US"/>
+        </w:rPr>
+        <w:t>any one</w:t>
+      </w:r>
+      <w:proofErr w:type="gramEnd"/>
+      <w:r>
+        <w:rPr>
+          <w:rFonts w:eastAsia="Times New Roman" w:cs="Times New Roman"/>
+          <w:lang w:eastAsia="en-US"/>
+        </w:rPr>
+        <w:t xml:space="preserve"> programming language. It also means a single pseudocode design should be readily translatable into a variety of programming languages.</w:t>
       </w:r>
     </w:p>
     <w:p>
@@ -1086,7 +1725,23 @@
           <w:rFonts w:eastAsia="Times New Roman" w:cs="Times New Roman"/>
           <w:lang w:eastAsia="en-US"/>
         </w:rPr>
-        <w:t>Pseudocode has several rules, but these rules are less strictly enforced than those for compiled programming languages. The goal here is to represent design ideas. In other words, pseudocode is a means to an end, not an end in itself.</w:t>
+        <w:t xml:space="preserve">Pseudocode has several rules, but these rules are less strictly enforced than those for compiled programming languages. The goal here is to represent design ideas. In other words, pseudocode is a means to an end, not an </w:t>
+      </w:r>
+      <w:proofErr w:type="gramStart"/>
+      <w:r>
+        <w:rPr>
+          <w:rFonts w:eastAsia="Times New Roman" w:cs="Times New Roman"/>
+          <w:lang w:eastAsia="en-US"/>
+        </w:rPr>
+        <w:t>end in itself</w:t>
+      </w:r>
+      <w:proofErr w:type="gramEnd"/>
+      <w:r>
+        <w:rPr>
+          <w:rFonts w:eastAsia="Times New Roman" w:cs="Times New Roman"/>
+          <w:lang w:eastAsia="en-US"/>
+        </w:rPr>
+        <w:t>.</w:t>
       </w:r>
     </w:p>
     <w:p>
@@ -1137,7 +1792,6 @@
         <w:pStyle w:val="BestPractices"/>
       </w:pPr>
       <w:r>
-        <w:lastRenderedPageBreak/>
         <w:t>Rule 0.2.3 Indentations are used for loops, IF statements, and function membership</w:t>
       </w:r>
     </w:p>
@@ -1413,7 +2067,7 @@
                     <pic:cNvPicPr/>
                   </pic:nvPicPr>
                   <pic:blipFill rotWithShape="1">
-                    <a:blip r:embed="rId7"/>
+                    <a:blip r:embed="rId8"/>
                     <a:srcRect l="17120" t="14987" r="10792" b="22672"/>
                     <a:stretch>
                       <a:fillRect/>
@@ -1758,198 +2412,13 @@
     </w:p>
     <w:p>
       <w:pPr>
-        <w:pStyle w:val="Sub-Info"/>
-      </w:pPr>
-      <w:r>
-        <w:t>Required List (15 Algorithms)</w:t>
-      </w:r>
-    </w:p>
-    <w:p>
-      <w:pPr>
-        <w:pStyle w:val="ListParagraph"/>
-        <w:numPr>
-          <w:ilvl w:val="0"/>
-          <w:numId w:val="1"/>
-        </w:numPr>
-      </w:pPr>
-      <w:r>
-        <w:t>1.4.2-ALG validateCredentials() Algorithm</w:t>
-      </w:r>
-    </w:p>
-    <w:p>
-      <w:pPr>
-        <w:pStyle w:val="ListParagraph"/>
-        <w:numPr>
-          <w:ilvl w:val="0"/>
-          <w:numId w:val="1"/>
-        </w:numPr>
-      </w:pPr>
-      <w:r>
-        <w:t>1.4.2-ALG generateTokens() Algorithm</w:t>
-      </w:r>
-    </w:p>
-    <w:p>
-      <w:pPr>
-        <w:pStyle w:val="ListParagraph"/>
-        <w:numPr>
-          <w:ilvl w:val="0"/>
-          <w:numId w:val="1"/>
-        </w:numPr>
-      </w:pPr>
-      <w:r>
-        <w:t>1.4.3-ALG requestRoute() Algorithm</w:t>
-      </w:r>
-    </w:p>
-    <w:p>
-      <w:pPr>
-        <w:pStyle w:val="ListParagraph"/>
-        <w:numPr>
-          <w:ilvl w:val="0"/>
-          <w:numId w:val="1"/>
-        </w:numPr>
-      </w:pPr>
-      <w:r>
-        <w:t>1.4.3-ALG applyRoutingRules() Algorithm</w:t>
-      </w:r>
-    </w:p>
-    <w:p>
-      <w:pPr>
-        <w:pStyle w:val="ListParagraph"/>
-        <w:numPr>
-          <w:ilvl w:val="0"/>
-          <w:numId w:val="1"/>
-        </w:numPr>
-      </w:pPr>
-      <w:r>
-        <w:t>1.4.4-ALG validateRequest() Algorithm</w:t>
-      </w:r>
-    </w:p>
-    <w:p>
-      <w:pPr>
-        <w:pStyle w:val="ListParagraph"/>
-        <w:numPr>
-          <w:ilvl w:val="0"/>
-          <w:numId w:val="1"/>
-        </w:numPr>
-      </w:pPr>
-      <w:r>
-        <w:t>1.4.4-ALG sanitizeInput() Algorithm</w:t>
-      </w:r>
-    </w:p>
-    <w:p>
-      <w:pPr>
-        <w:pStyle w:val="ListParagraph"/>
-        <w:numPr>
-          <w:ilvl w:val="0"/>
-          <w:numId w:val="1"/>
-        </w:numPr>
-      </w:pPr>
-      <w:r>
-        <w:t>1.4.8-ALG orchestrateSearchRequest() Algorithm</w:t>
-      </w:r>
-    </w:p>
-    <w:p>
-      <w:pPr>
-        <w:pStyle w:val="ListParagraph"/>
-        <w:numPr>
-          <w:ilvl w:val="0"/>
-          <w:numId w:val="1"/>
-        </w:numPr>
-      </w:pPr>
-      <w:r>
-        <w:t>1.4.8-ALG aggregateResults() Algorithm</w:t>
-      </w:r>
-    </w:p>
-    <w:p>
-      <w:pPr>
-        <w:pStyle w:val="ListParagraph"/>
-        <w:numPr>
-          <w:ilvl w:val="0"/>
-          <w:numId w:val="1"/>
-        </w:numPr>
-      </w:pPr>
-      <w:r>
-        <w:t>1.4.11-ALG routeRequest() Algorithm</w:t>
-      </w:r>
-    </w:p>
-    <w:p>
-      <w:pPr>
-        <w:pStyle w:val="ListParagraph"/>
-        <w:numPr>
-          <w:ilvl w:val="0"/>
-          <w:numId w:val="1"/>
-        </w:numPr>
-      </w:pPr>
-      <w:r>
-        <w:t>1.10.3-ALG orchestrateNotification() Algorithm</w:t>
-      </w:r>
-    </w:p>
-    <w:p>
-      <w:pPr>
-        <w:pStyle w:val="ListParagraph"/>
-        <w:numPr>
-          <w:ilvl w:val="0"/>
-          <w:numId w:val="1"/>
-        </w:numPr>
-      </w:pPr>
-      <w:r>
-        <w:t>1.10.3-ALG buildNotification() Algorithm</w:t>
-      </w:r>
-    </w:p>
-    <w:p>
-      <w:pPr>
-        <w:pStyle w:val="ListParagraph"/>
-        <w:numPr>
-          <w:ilvl w:val="0"/>
-          <w:numId w:val="1"/>
-        </w:numPr>
-      </w:pPr>
-      <w:r>
-        <w:t>1.10.3-ALG resolveRecipients() Algorithm</w:t>
-      </w:r>
-    </w:p>
-    <w:p>
-      <w:pPr>
-        <w:pStyle w:val="ListParagraph"/>
-        <w:numPr>
-          <w:ilvl w:val="0"/>
-          <w:numId w:val="1"/>
-        </w:numPr>
-      </w:pPr>
-      <w:r>
-        <w:t>1.10.6-ALG applyRecipientRules() Algorithm</w:t>
-      </w:r>
-    </w:p>
-    <w:p>
-      <w:pPr>
-        <w:pStyle w:val="ListParagraph"/>
-        <w:numPr>
-          <w:ilvl w:val="0"/>
-          <w:numId w:val="1"/>
-        </w:numPr>
-      </w:pPr>
-      <w:r>
-        <w:t>1.10.6-ALG filterMutedUsers() Algorithm</w:t>
-      </w:r>
-    </w:p>
-    <w:p>
-      <w:pPr>
-        <w:pStyle w:val="ListParagraph"/>
-        <w:numPr>
-          <w:ilvl w:val="0"/>
-          <w:numId w:val="1"/>
-        </w:numPr>
-      </w:pPr>
-      <w:r>
-        <w:t>1.10.7-ALG deliverNotification() Algorithm</w:t>
-      </w:r>
-    </w:p>
-    <w:p>
-      <w:pPr>
         <w:pStyle w:val="GitHubProcesses"/>
       </w:pPr>
       <w:r>
         <w:t>Sources</w:t>
+      </w:r>
+      <w:r>
+        <w:t xml:space="preserve"> for Required List (15 Algorithms)</w:t>
       </w:r>
     </w:p>
     <w:p>
@@ -2098,12 +2567,30 @@
                 <w:lang w:eastAsia="en-US"/>
               </w:rPr>
             </w:pPr>
-            <w:r>
-              <w:rPr>
-                <w:rFonts w:eastAsia="Times New Roman" w:cs="Times New Roman"/>
-                <w:lang w:eastAsia="en-US"/>
-              </w:rPr>
-              <w:t>validateCredentials()</w:t>
+            <w:proofErr w:type="spellStart"/>
+            <w:proofErr w:type="gramStart"/>
+            <w:r>
+              <w:rPr>
+                <w:rFonts w:eastAsia="Times New Roman" w:cs="Times New Roman"/>
+                <w:lang w:eastAsia="en-US"/>
+              </w:rPr>
+              <w:t>validateCredentials</w:t>
+            </w:r>
+            <w:proofErr w:type="spellEnd"/>
+            <w:r>
+              <w:rPr>
+                <w:rFonts w:eastAsia="Times New Roman" w:cs="Times New Roman"/>
+                <w:lang w:eastAsia="en-US"/>
+              </w:rPr>
+              <w:t>(</w:t>
+            </w:r>
+            <w:proofErr w:type="gramEnd"/>
+            <w:r>
+              <w:rPr>
+                <w:rFonts w:eastAsia="Times New Roman" w:cs="Times New Roman"/>
+                <w:lang w:eastAsia="en-US"/>
+              </w:rPr>
+              <w:t>)</w:t>
             </w:r>
           </w:p>
         </w:tc>
@@ -2169,12 +2656,30 @@
                 <w:lang w:eastAsia="en-US"/>
               </w:rPr>
             </w:pPr>
-            <w:r>
-              <w:rPr>
-                <w:rFonts w:eastAsia="Times New Roman" w:cs="Times New Roman"/>
-                <w:lang w:eastAsia="en-US"/>
-              </w:rPr>
-              <w:t>generateTokens()</w:t>
+            <w:proofErr w:type="spellStart"/>
+            <w:proofErr w:type="gramStart"/>
+            <w:r>
+              <w:rPr>
+                <w:rFonts w:eastAsia="Times New Roman" w:cs="Times New Roman"/>
+                <w:lang w:eastAsia="en-US"/>
+              </w:rPr>
+              <w:t>generateTokens</w:t>
+            </w:r>
+            <w:proofErr w:type="spellEnd"/>
+            <w:r>
+              <w:rPr>
+                <w:rFonts w:eastAsia="Times New Roman" w:cs="Times New Roman"/>
+                <w:lang w:eastAsia="en-US"/>
+              </w:rPr>
+              <w:t>(</w:t>
+            </w:r>
+            <w:proofErr w:type="gramEnd"/>
+            <w:r>
+              <w:rPr>
+                <w:rFonts w:eastAsia="Times New Roman" w:cs="Times New Roman"/>
+                <w:lang w:eastAsia="en-US"/>
+              </w:rPr>
+              <w:t>)</w:t>
             </w:r>
           </w:p>
         </w:tc>
@@ -2243,12 +2748,30 @@
                 <w:lang w:eastAsia="en-US"/>
               </w:rPr>
             </w:pPr>
-            <w:r>
-              <w:rPr>
-                <w:rFonts w:eastAsia="Times New Roman" w:cs="Times New Roman"/>
-                <w:lang w:eastAsia="en-US"/>
-              </w:rPr>
-              <w:t>requestRoute()</w:t>
+            <w:proofErr w:type="spellStart"/>
+            <w:proofErr w:type="gramStart"/>
+            <w:r>
+              <w:rPr>
+                <w:rFonts w:eastAsia="Times New Roman" w:cs="Times New Roman"/>
+                <w:lang w:eastAsia="en-US"/>
+              </w:rPr>
+              <w:t>requestRoute</w:t>
+            </w:r>
+            <w:proofErr w:type="spellEnd"/>
+            <w:r>
+              <w:rPr>
+                <w:rFonts w:eastAsia="Times New Roman" w:cs="Times New Roman"/>
+                <w:lang w:eastAsia="en-US"/>
+              </w:rPr>
+              <w:t>(</w:t>
+            </w:r>
+            <w:proofErr w:type="gramEnd"/>
+            <w:r>
+              <w:rPr>
+                <w:rFonts w:eastAsia="Times New Roman" w:cs="Times New Roman"/>
+                <w:lang w:eastAsia="en-US"/>
+              </w:rPr>
+              <w:t>)</w:t>
             </w:r>
           </w:p>
         </w:tc>
@@ -2314,12 +2837,30 @@
                 <w:lang w:eastAsia="en-US"/>
               </w:rPr>
             </w:pPr>
-            <w:r>
-              <w:rPr>
-                <w:rFonts w:eastAsia="Times New Roman" w:cs="Times New Roman"/>
-                <w:lang w:eastAsia="en-US"/>
-              </w:rPr>
-              <w:t>applyRoutingRules()</w:t>
+            <w:proofErr w:type="spellStart"/>
+            <w:proofErr w:type="gramStart"/>
+            <w:r>
+              <w:rPr>
+                <w:rFonts w:eastAsia="Times New Roman" w:cs="Times New Roman"/>
+                <w:lang w:eastAsia="en-US"/>
+              </w:rPr>
+              <w:t>applyRoutingRules</w:t>
+            </w:r>
+            <w:proofErr w:type="spellEnd"/>
+            <w:r>
+              <w:rPr>
+                <w:rFonts w:eastAsia="Times New Roman" w:cs="Times New Roman"/>
+                <w:lang w:eastAsia="en-US"/>
+              </w:rPr>
+              <w:t>(</w:t>
+            </w:r>
+            <w:proofErr w:type="gramEnd"/>
+            <w:r>
+              <w:rPr>
+                <w:rFonts w:eastAsia="Times New Roman" w:cs="Times New Roman"/>
+                <w:lang w:eastAsia="en-US"/>
+              </w:rPr>
+              <w:t>)</w:t>
             </w:r>
           </w:p>
         </w:tc>
@@ -2388,12 +2929,30 @@
                 <w:lang w:eastAsia="en-US"/>
               </w:rPr>
             </w:pPr>
-            <w:r>
-              <w:rPr>
-                <w:rFonts w:eastAsia="Times New Roman" w:cs="Times New Roman"/>
-                <w:lang w:eastAsia="en-US"/>
-              </w:rPr>
-              <w:t>validateRequest()</w:t>
+            <w:proofErr w:type="spellStart"/>
+            <w:proofErr w:type="gramStart"/>
+            <w:r>
+              <w:rPr>
+                <w:rFonts w:eastAsia="Times New Roman" w:cs="Times New Roman"/>
+                <w:lang w:eastAsia="en-US"/>
+              </w:rPr>
+              <w:t>validateRequest</w:t>
+            </w:r>
+            <w:proofErr w:type="spellEnd"/>
+            <w:r>
+              <w:rPr>
+                <w:rFonts w:eastAsia="Times New Roman" w:cs="Times New Roman"/>
+                <w:lang w:eastAsia="en-US"/>
+              </w:rPr>
+              <w:t>(</w:t>
+            </w:r>
+            <w:proofErr w:type="gramEnd"/>
+            <w:r>
+              <w:rPr>
+                <w:rFonts w:eastAsia="Times New Roman" w:cs="Times New Roman"/>
+                <w:lang w:eastAsia="en-US"/>
+              </w:rPr>
+              <w:t>)</w:t>
             </w:r>
           </w:p>
         </w:tc>
@@ -2459,12 +3018,30 @@
                 <w:lang w:eastAsia="en-US"/>
               </w:rPr>
             </w:pPr>
-            <w:r>
-              <w:rPr>
-                <w:rFonts w:eastAsia="Times New Roman" w:cs="Times New Roman"/>
-                <w:lang w:eastAsia="en-US"/>
-              </w:rPr>
-              <w:t>sanitizeInput()</w:t>
+            <w:proofErr w:type="spellStart"/>
+            <w:proofErr w:type="gramStart"/>
+            <w:r>
+              <w:rPr>
+                <w:rFonts w:eastAsia="Times New Roman" w:cs="Times New Roman"/>
+                <w:lang w:eastAsia="en-US"/>
+              </w:rPr>
+              <w:t>sanitizeInput</w:t>
+            </w:r>
+            <w:proofErr w:type="spellEnd"/>
+            <w:r>
+              <w:rPr>
+                <w:rFonts w:eastAsia="Times New Roman" w:cs="Times New Roman"/>
+                <w:lang w:eastAsia="en-US"/>
+              </w:rPr>
+              <w:t>(</w:t>
+            </w:r>
+            <w:proofErr w:type="gramEnd"/>
+            <w:r>
+              <w:rPr>
+                <w:rFonts w:eastAsia="Times New Roman" w:cs="Times New Roman"/>
+                <w:lang w:eastAsia="en-US"/>
+              </w:rPr>
+              <w:t>)</w:t>
             </w:r>
           </w:p>
         </w:tc>
@@ -2533,12 +3110,30 @@
                 <w:lang w:eastAsia="en-US"/>
               </w:rPr>
             </w:pPr>
-            <w:r>
-              <w:rPr>
-                <w:rFonts w:eastAsia="Times New Roman" w:cs="Times New Roman"/>
-                <w:lang w:eastAsia="en-US"/>
-              </w:rPr>
-              <w:t>orchestrateSearchRequest()</w:t>
+            <w:proofErr w:type="spellStart"/>
+            <w:proofErr w:type="gramStart"/>
+            <w:r>
+              <w:rPr>
+                <w:rFonts w:eastAsia="Times New Roman" w:cs="Times New Roman"/>
+                <w:lang w:eastAsia="en-US"/>
+              </w:rPr>
+              <w:t>orchestrateSearchRequest</w:t>
+            </w:r>
+            <w:proofErr w:type="spellEnd"/>
+            <w:r>
+              <w:rPr>
+                <w:rFonts w:eastAsia="Times New Roman" w:cs="Times New Roman"/>
+                <w:lang w:eastAsia="en-US"/>
+              </w:rPr>
+              <w:t>(</w:t>
+            </w:r>
+            <w:proofErr w:type="gramEnd"/>
+            <w:r>
+              <w:rPr>
+                <w:rFonts w:eastAsia="Times New Roman" w:cs="Times New Roman"/>
+                <w:lang w:eastAsia="en-US"/>
+              </w:rPr>
+              <w:t>)</w:t>
             </w:r>
           </w:p>
         </w:tc>
@@ -2604,12 +3199,30 @@
                 <w:lang w:eastAsia="en-US"/>
               </w:rPr>
             </w:pPr>
-            <w:r>
-              <w:rPr>
-                <w:rFonts w:eastAsia="Times New Roman" w:cs="Times New Roman"/>
-                <w:lang w:eastAsia="en-US"/>
-              </w:rPr>
-              <w:t>aggregateResults()</w:t>
+            <w:proofErr w:type="spellStart"/>
+            <w:proofErr w:type="gramStart"/>
+            <w:r>
+              <w:rPr>
+                <w:rFonts w:eastAsia="Times New Roman" w:cs="Times New Roman"/>
+                <w:lang w:eastAsia="en-US"/>
+              </w:rPr>
+              <w:t>aggregateResults</w:t>
+            </w:r>
+            <w:proofErr w:type="spellEnd"/>
+            <w:r>
+              <w:rPr>
+                <w:rFonts w:eastAsia="Times New Roman" w:cs="Times New Roman"/>
+                <w:lang w:eastAsia="en-US"/>
+              </w:rPr>
+              <w:t>(</w:t>
+            </w:r>
+            <w:proofErr w:type="gramEnd"/>
+            <w:r>
+              <w:rPr>
+                <w:rFonts w:eastAsia="Times New Roman" w:cs="Times New Roman"/>
+                <w:lang w:eastAsia="en-US"/>
+              </w:rPr>
+              <w:t>)</w:t>
             </w:r>
           </w:p>
         </w:tc>
@@ -2678,12 +3291,30 @@
                 <w:lang w:eastAsia="en-US"/>
               </w:rPr>
             </w:pPr>
-            <w:r>
-              <w:rPr>
-                <w:rFonts w:eastAsia="Times New Roman" w:cs="Times New Roman"/>
-                <w:lang w:eastAsia="en-US"/>
-              </w:rPr>
-              <w:t>routeRequest() (External Services)</w:t>
+            <w:proofErr w:type="spellStart"/>
+            <w:proofErr w:type="gramStart"/>
+            <w:r>
+              <w:rPr>
+                <w:rFonts w:eastAsia="Times New Roman" w:cs="Times New Roman"/>
+                <w:lang w:eastAsia="en-US"/>
+              </w:rPr>
+              <w:t>routeRequest</w:t>
+            </w:r>
+            <w:proofErr w:type="spellEnd"/>
+            <w:r>
+              <w:rPr>
+                <w:rFonts w:eastAsia="Times New Roman" w:cs="Times New Roman"/>
+                <w:lang w:eastAsia="en-US"/>
+              </w:rPr>
+              <w:t>(</w:t>
+            </w:r>
+            <w:proofErr w:type="gramEnd"/>
+            <w:r>
+              <w:rPr>
+                <w:rFonts w:eastAsia="Times New Roman" w:cs="Times New Roman"/>
+                <w:lang w:eastAsia="en-US"/>
+              </w:rPr>
+              <w:t>) (External Services)</w:t>
             </w:r>
           </w:p>
         </w:tc>
@@ -2749,12 +3380,30 @@
                 <w:lang w:eastAsia="en-US"/>
               </w:rPr>
             </w:pPr>
-            <w:r>
-              <w:rPr>
-                <w:rFonts w:eastAsia="Times New Roman" w:cs="Times New Roman"/>
-                <w:lang w:eastAsia="en-US"/>
-              </w:rPr>
-              <w:t>orchestrateNotification()</w:t>
+            <w:proofErr w:type="spellStart"/>
+            <w:proofErr w:type="gramStart"/>
+            <w:r>
+              <w:rPr>
+                <w:rFonts w:eastAsia="Times New Roman" w:cs="Times New Roman"/>
+                <w:lang w:eastAsia="en-US"/>
+              </w:rPr>
+              <w:t>orchestrateNotification</w:t>
+            </w:r>
+            <w:proofErr w:type="spellEnd"/>
+            <w:r>
+              <w:rPr>
+                <w:rFonts w:eastAsia="Times New Roman" w:cs="Times New Roman"/>
+                <w:lang w:eastAsia="en-US"/>
+              </w:rPr>
+              <w:t>(</w:t>
+            </w:r>
+            <w:proofErr w:type="gramEnd"/>
+            <w:r>
+              <w:rPr>
+                <w:rFonts w:eastAsia="Times New Roman" w:cs="Times New Roman"/>
+                <w:lang w:eastAsia="en-US"/>
+              </w:rPr>
+              <w:t>)</w:t>
             </w:r>
           </w:p>
         </w:tc>
@@ -2823,12 +3472,30 @@
                 <w:lang w:eastAsia="en-US"/>
               </w:rPr>
             </w:pPr>
-            <w:r>
-              <w:rPr>
-                <w:rFonts w:eastAsia="Times New Roman" w:cs="Times New Roman"/>
-                <w:lang w:eastAsia="en-US"/>
-              </w:rPr>
-              <w:t>buildNotification()</w:t>
+            <w:proofErr w:type="spellStart"/>
+            <w:proofErr w:type="gramStart"/>
+            <w:r>
+              <w:rPr>
+                <w:rFonts w:eastAsia="Times New Roman" w:cs="Times New Roman"/>
+                <w:lang w:eastAsia="en-US"/>
+              </w:rPr>
+              <w:t>buildNotification</w:t>
+            </w:r>
+            <w:proofErr w:type="spellEnd"/>
+            <w:r>
+              <w:rPr>
+                <w:rFonts w:eastAsia="Times New Roman" w:cs="Times New Roman"/>
+                <w:lang w:eastAsia="en-US"/>
+              </w:rPr>
+              <w:t>(</w:t>
+            </w:r>
+            <w:proofErr w:type="gramEnd"/>
+            <w:r>
+              <w:rPr>
+                <w:rFonts w:eastAsia="Times New Roman" w:cs="Times New Roman"/>
+                <w:lang w:eastAsia="en-US"/>
+              </w:rPr>
+              <w:t>)</w:t>
             </w:r>
           </w:p>
         </w:tc>
@@ -2894,12 +3561,30 @@
                 <w:lang w:eastAsia="en-US"/>
               </w:rPr>
             </w:pPr>
-            <w:r>
-              <w:rPr>
-                <w:rFonts w:eastAsia="Times New Roman" w:cs="Times New Roman"/>
-                <w:lang w:eastAsia="en-US"/>
-              </w:rPr>
-              <w:t>resolveRecipients()</w:t>
+            <w:proofErr w:type="spellStart"/>
+            <w:proofErr w:type="gramStart"/>
+            <w:r>
+              <w:rPr>
+                <w:rFonts w:eastAsia="Times New Roman" w:cs="Times New Roman"/>
+                <w:lang w:eastAsia="en-US"/>
+              </w:rPr>
+              <w:t>resolveRecipients</w:t>
+            </w:r>
+            <w:proofErr w:type="spellEnd"/>
+            <w:r>
+              <w:rPr>
+                <w:rFonts w:eastAsia="Times New Roman" w:cs="Times New Roman"/>
+                <w:lang w:eastAsia="en-US"/>
+              </w:rPr>
+              <w:t>(</w:t>
+            </w:r>
+            <w:proofErr w:type="gramEnd"/>
+            <w:r>
+              <w:rPr>
+                <w:rFonts w:eastAsia="Times New Roman" w:cs="Times New Roman"/>
+                <w:lang w:eastAsia="en-US"/>
+              </w:rPr>
+              <w:t>)</w:t>
             </w:r>
           </w:p>
         </w:tc>
@@ -2968,12 +3653,30 @@
                 <w:lang w:eastAsia="en-US"/>
               </w:rPr>
             </w:pPr>
-            <w:r>
-              <w:rPr>
-                <w:rFonts w:eastAsia="Times New Roman" w:cs="Times New Roman"/>
-                <w:lang w:eastAsia="en-US"/>
-              </w:rPr>
-              <w:t>applyRecipientRules()</w:t>
+            <w:proofErr w:type="spellStart"/>
+            <w:proofErr w:type="gramStart"/>
+            <w:r>
+              <w:rPr>
+                <w:rFonts w:eastAsia="Times New Roman" w:cs="Times New Roman"/>
+                <w:lang w:eastAsia="en-US"/>
+              </w:rPr>
+              <w:t>applyRecipientRules</w:t>
+            </w:r>
+            <w:proofErr w:type="spellEnd"/>
+            <w:r>
+              <w:rPr>
+                <w:rFonts w:eastAsia="Times New Roman" w:cs="Times New Roman"/>
+                <w:lang w:eastAsia="en-US"/>
+              </w:rPr>
+              <w:t>(</w:t>
+            </w:r>
+            <w:proofErr w:type="gramEnd"/>
+            <w:r>
+              <w:rPr>
+                <w:rFonts w:eastAsia="Times New Roman" w:cs="Times New Roman"/>
+                <w:lang w:eastAsia="en-US"/>
+              </w:rPr>
+              <w:t>)</w:t>
             </w:r>
           </w:p>
         </w:tc>
@@ -3021,7 +3724,6 @@
                 <w:rFonts w:eastAsia="Times New Roman" w:cs="Times New Roman"/>
                 <w:lang w:eastAsia="en-US"/>
               </w:rPr>
-              <w:lastRenderedPageBreak/>
               <w:t>14</w:t>
             </w:r>
           </w:p>
@@ -3040,12 +3742,30 @@
                 <w:lang w:eastAsia="en-US"/>
               </w:rPr>
             </w:pPr>
-            <w:r>
-              <w:rPr>
-                <w:rFonts w:eastAsia="Times New Roman" w:cs="Times New Roman"/>
-                <w:lang w:eastAsia="en-US"/>
-              </w:rPr>
-              <w:t>filterMutedUsers()</w:t>
+            <w:proofErr w:type="spellStart"/>
+            <w:proofErr w:type="gramStart"/>
+            <w:r>
+              <w:rPr>
+                <w:rFonts w:eastAsia="Times New Roman" w:cs="Times New Roman"/>
+                <w:lang w:eastAsia="en-US"/>
+              </w:rPr>
+              <w:t>filterMutedUsers</w:t>
+            </w:r>
+            <w:proofErr w:type="spellEnd"/>
+            <w:r>
+              <w:rPr>
+                <w:rFonts w:eastAsia="Times New Roman" w:cs="Times New Roman"/>
+                <w:lang w:eastAsia="en-US"/>
+              </w:rPr>
+              <w:t>(</w:t>
+            </w:r>
+            <w:proofErr w:type="gramEnd"/>
+            <w:r>
+              <w:rPr>
+                <w:rFonts w:eastAsia="Times New Roman" w:cs="Times New Roman"/>
+                <w:lang w:eastAsia="en-US"/>
+              </w:rPr>
+              <w:t>)</w:t>
             </w:r>
           </w:p>
         </w:tc>
@@ -3114,12 +3834,30 @@
                 <w:lang w:eastAsia="en-US"/>
               </w:rPr>
             </w:pPr>
-            <w:r>
-              <w:rPr>
-                <w:rFonts w:eastAsia="Times New Roman" w:cs="Times New Roman"/>
-                <w:lang w:eastAsia="en-US"/>
-              </w:rPr>
-              <w:t>deliverNotification()</w:t>
+            <w:proofErr w:type="spellStart"/>
+            <w:proofErr w:type="gramStart"/>
+            <w:r>
+              <w:rPr>
+                <w:rFonts w:eastAsia="Times New Roman" w:cs="Times New Roman"/>
+                <w:lang w:eastAsia="en-US"/>
+              </w:rPr>
+              <w:t>deliverNotification</w:t>
+            </w:r>
+            <w:proofErr w:type="spellEnd"/>
+            <w:r>
+              <w:rPr>
+                <w:rFonts w:eastAsia="Times New Roman" w:cs="Times New Roman"/>
+                <w:lang w:eastAsia="en-US"/>
+              </w:rPr>
+              <w:t>(</w:t>
+            </w:r>
+            <w:proofErr w:type="gramEnd"/>
+            <w:r>
+              <w:rPr>
+                <w:rFonts w:eastAsia="Times New Roman" w:cs="Times New Roman"/>
+                <w:lang w:eastAsia="en-US"/>
+              </w:rPr>
+              <w:t>)</w:t>
             </w:r>
           </w:p>
         </w:tc>
@@ -3325,12 +4063,30 @@
                 <w:lang w:eastAsia="en-US"/>
               </w:rPr>
             </w:pPr>
-            <w:r>
-              <w:rPr>
-                <w:rFonts w:eastAsia="Times New Roman" w:cs="Times New Roman"/>
-                <w:lang w:eastAsia="en-US"/>
-              </w:rPr>
-              <w:t>receiveGatewayRequest()</w:t>
+            <w:proofErr w:type="spellStart"/>
+            <w:proofErr w:type="gramStart"/>
+            <w:r>
+              <w:rPr>
+                <w:rFonts w:eastAsia="Times New Roman" w:cs="Times New Roman"/>
+                <w:lang w:eastAsia="en-US"/>
+              </w:rPr>
+              <w:t>receiveGatewayRequest</w:t>
+            </w:r>
+            <w:proofErr w:type="spellEnd"/>
+            <w:r>
+              <w:rPr>
+                <w:rFonts w:eastAsia="Times New Roman" w:cs="Times New Roman"/>
+                <w:lang w:eastAsia="en-US"/>
+              </w:rPr>
+              <w:t>(</w:t>
+            </w:r>
+            <w:proofErr w:type="gramEnd"/>
+            <w:r>
+              <w:rPr>
+                <w:rFonts w:eastAsia="Times New Roman" w:cs="Times New Roman"/>
+                <w:lang w:eastAsia="en-US"/>
+              </w:rPr>
+              <w:t>)</w:t>
             </w:r>
           </w:p>
         </w:tc>
@@ -3416,12 +4172,30 @@
                 <w:lang w:eastAsia="en-US"/>
               </w:rPr>
             </w:pPr>
-            <w:r>
-              <w:rPr>
-                <w:rFonts w:eastAsia="Times New Roman" w:cs="Times New Roman"/>
-                <w:lang w:eastAsia="en-US"/>
-              </w:rPr>
-              <w:t>parseIncomingRequest()</w:t>
+            <w:proofErr w:type="spellStart"/>
+            <w:proofErr w:type="gramStart"/>
+            <w:r>
+              <w:rPr>
+                <w:rFonts w:eastAsia="Times New Roman" w:cs="Times New Roman"/>
+                <w:lang w:eastAsia="en-US"/>
+              </w:rPr>
+              <w:t>parseIncomingRequest</w:t>
+            </w:r>
+            <w:proofErr w:type="spellEnd"/>
+            <w:r>
+              <w:rPr>
+                <w:rFonts w:eastAsia="Times New Roman" w:cs="Times New Roman"/>
+                <w:lang w:eastAsia="en-US"/>
+              </w:rPr>
+              <w:t>(</w:t>
+            </w:r>
+            <w:proofErr w:type="gramEnd"/>
+            <w:r>
+              <w:rPr>
+                <w:rFonts w:eastAsia="Times New Roman" w:cs="Times New Roman"/>
+                <w:lang w:eastAsia="en-US"/>
+              </w:rPr>
+              <w:t>)</w:t>
             </w:r>
           </w:p>
         </w:tc>
@@ -3510,12 +4284,30 @@
                 <w:lang w:eastAsia="en-US"/>
               </w:rPr>
             </w:pPr>
-            <w:r>
-              <w:rPr>
-                <w:rFonts w:eastAsia="Times New Roman" w:cs="Times New Roman"/>
-                <w:lang w:eastAsia="en-US"/>
-              </w:rPr>
-              <w:t>handleAuthenticationResult()</w:t>
+            <w:proofErr w:type="spellStart"/>
+            <w:proofErr w:type="gramStart"/>
+            <w:r>
+              <w:rPr>
+                <w:rFonts w:eastAsia="Times New Roman" w:cs="Times New Roman"/>
+                <w:lang w:eastAsia="en-US"/>
+              </w:rPr>
+              <w:t>handleAuthenticationResult</w:t>
+            </w:r>
+            <w:proofErr w:type="spellEnd"/>
+            <w:r>
+              <w:rPr>
+                <w:rFonts w:eastAsia="Times New Roman" w:cs="Times New Roman"/>
+                <w:lang w:eastAsia="en-US"/>
+              </w:rPr>
+              <w:t>(</w:t>
+            </w:r>
+            <w:proofErr w:type="gramEnd"/>
+            <w:r>
+              <w:rPr>
+                <w:rFonts w:eastAsia="Times New Roman" w:cs="Times New Roman"/>
+                <w:lang w:eastAsia="en-US"/>
+              </w:rPr>
+              <w:t>)</w:t>
             </w:r>
           </w:p>
         </w:tc>
@@ -3573,12 +4365,21 @@
                 <w:lang w:eastAsia="en-US"/>
               </w:rPr>
             </w:pPr>
-            <w:r>
-              <w:rPr>
-                <w:rFonts w:eastAsia="Times New Roman" w:cs="Times New Roman"/>
-                <w:lang w:eastAsia="en-US"/>
-              </w:rPr>
-              <w:t>Decides whether the request can continue or must return an error.</w:t>
+            <w:proofErr w:type="gramStart"/>
+            <w:r>
+              <w:rPr>
+                <w:rFonts w:eastAsia="Times New Roman" w:cs="Times New Roman"/>
+                <w:lang w:eastAsia="en-US"/>
+              </w:rPr>
+              <w:t>Decides</w:t>
+            </w:r>
+            <w:proofErr w:type="gramEnd"/>
+            <w:r>
+              <w:rPr>
+                <w:rFonts w:eastAsia="Times New Roman" w:cs="Times New Roman"/>
+                <w:lang w:eastAsia="en-US"/>
+              </w:rPr>
+              <w:t xml:space="preserve"> whether the request can continue or must return an error.</w:t>
             </w:r>
           </w:p>
         </w:tc>
@@ -3601,12 +4402,30 @@
                 <w:lang w:eastAsia="en-US"/>
               </w:rPr>
             </w:pPr>
-            <w:r>
-              <w:rPr>
-                <w:rFonts w:eastAsia="Times New Roman" w:cs="Times New Roman"/>
-                <w:lang w:eastAsia="en-US"/>
-              </w:rPr>
-              <w:t>forwardToRequestRouter()</w:t>
+            <w:proofErr w:type="spellStart"/>
+            <w:proofErr w:type="gramStart"/>
+            <w:r>
+              <w:rPr>
+                <w:rFonts w:eastAsia="Times New Roman" w:cs="Times New Roman"/>
+                <w:lang w:eastAsia="en-US"/>
+              </w:rPr>
+              <w:t>forwardToRequestRouter</w:t>
+            </w:r>
+            <w:proofErr w:type="spellEnd"/>
+            <w:r>
+              <w:rPr>
+                <w:rFonts w:eastAsia="Times New Roman" w:cs="Times New Roman"/>
+                <w:lang w:eastAsia="en-US"/>
+              </w:rPr>
+              <w:t>(</w:t>
+            </w:r>
+            <w:proofErr w:type="gramEnd"/>
+            <w:r>
+              <w:rPr>
+                <w:rFonts w:eastAsia="Times New Roman" w:cs="Times New Roman"/>
+                <w:lang w:eastAsia="en-US"/>
+              </w:rPr>
+              <w:t>)</w:t>
             </w:r>
           </w:p>
         </w:tc>
@@ -3695,12 +4514,30 @@
                 <w:lang w:eastAsia="en-US"/>
               </w:rPr>
             </w:pPr>
-            <w:r>
-              <w:rPr>
-                <w:rFonts w:eastAsia="Times New Roman" w:cs="Times New Roman"/>
-                <w:lang w:eastAsia="en-US"/>
-              </w:rPr>
-              <w:t>receiveAuthenticationRequest()</w:t>
+            <w:proofErr w:type="spellStart"/>
+            <w:proofErr w:type="gramStart"/>
+            <w:r>
+              <w:rPr>
+                <w:rFonts w:eastAsia="Times New Roman" w:cs="Times New Roman"/>
+                <w:lang w:eastAsia="en-US"/>
+              </w:rPr>
+              <w:t>receiveAuthenticationRequest</w:t>
+            </w:r>
+            <w:proofErr w:type="spellEnd"/>
+            <w:r>
+              <w:rPr>
+                <w:rFonts w:eastAsia="Times New Roman" w:cs="Times New Roman"/>
+                <w:lang w:eastAsia="en-US"/>
+              </w:rPr>
+              <w:t>(</w:t>
+            </w:r>
+            <w:proofErr w:type="gramEnd"/>
+            <w:r>
+              <w:rPr>
+                <w:rFonts w:eastAsia="Times New Roman" w:cs="Times New Roman"/>
+                <w:lang w:eastAsia="en-US"/>
+              </w:rPr>
+              <w:t>)</w:t>
             </w:r>
           </w:p>
         </w:tc>
@@ -3786,13 +4623,34 @@
                 <w:lang w:eastAsia="en-US"/>
               </w:rPr>
             </w:pPr>
+            <w:proofErr w:type="spellStart"/>
+            <w:proofErr w:type="gramStart"/>
             <w:r>
               <w:rPr>
                 <w:rFonts w:eastAsia="Times New Roman" w:cs="Times New Roman"/>
                 <w:highlight w:val="yellow"/>
                 <w:lang w:eastAsia="en-US"/>
               </w:rPr>
-              <w:t>validateCredentials()</w:t>
+              <w:lastRenderedPageBreak/>
+              <w:t>validateCredentials</w:t>
+            </w:r>
+            <w:proofErr w:type="spellEnd"/>
+            <w:r>
+              <w:rPr>
+                <w:rFonts w:eastAsia="Times New Roman" w:cs="Times New Roman"/>
+                <w:highlight w:val="yellow"/>
+                <w:lang w:eastAsia="en-US"/>
+              </w:rPr>
+              <w:t>(</w:t>
+            </w:r>
+            <w:proofErr w:type="gramEnd"/>
+            <w:r>
+              <w:rPr>
+                <w:rFonts w:eastAsia="Times New Roman" w:cs="Times New Roman"/>
+                <w:highlight w:val="yellow"/>
+                <w:lang w:eastAsia="en-US"/>
+              </w:rPr>
+              <w:t>)</w:t>
             </w:r>
           </w:p>
         </w:tc>
@@ -3881,12 +4739,30 @@
                 <w:lang w:eastAsia="en-US"/>
               </w:rPr>
             </w:pPr>
-            <w:r>
-              <w:rPr>
-                <w:rFonts w:eastAsia="Times New Roman" w:cs="Times New Roman"/>
-                <w:lang w:eastAsia="en-US"/>
-              </w:rPr>
-              <w:t>handleFailedAuthentication()</w:t>
+            <w:proofErr w:type="spellStart"/>
+            <w:proofErr w:type="gramStart"/>
+            <w:r>
+              <w:rPr>
+                <w:rFonts w:eastAsia="Times New Roman" w:cs="Times New Roman"/>
+                <w:lang w:eastAsia="en-US"/>
+              </w:rPr>
+              <w:t>handleFailedAuthentication</w:t>
+            </w:r>
+            <w:proofErr w:type="spellEnd"/>
+            <w:r>
+              <w:rPr>
+                <w:rFonts w:eastAsia="Times New Roman" w:cs="Times New Roman"/>
+                <w:lang w:eastAsia="en-US"/>
+              </w:rPr>
+              <w:t>(</w:t>
+            </w:r>
+            <w:proofErr w:type="gramEnd"/>
+            <w:r>
+              <w:rPr>
+                <w:rFonts w:eastAsia="Times New Roman" w:cs="Times New Roman"/>
+                <w:lang w:eastAsia="en-US"/>
+              </w:rPr>
+              <w:t>)</w:t>
             </w:r>
           </w:p>
         </w:tc>
@@ -3972,13 +4848,33 @@
                 <w:lang w:eastAsia="en-US"/>
               </w:rPr>
             </w:pPr>
+            <w:proofErr w:type="spellStart"/>
+            <w:proofErr w:type="gramStart"/>
             <w:r>
               <w:rPr>
                 <w:rFonts w:eastAsia="Times New Roman" w:cs="Times New Roman"/>
                 <w:highlight w:val="yellow"/>
                 <w:lang w:eastAsia="en-US"/>
               </w:rPr>
-              <w:t>generateTokens()</w:t>
+              <w:t>generateTokens</w:t>
+            </w:r>
+            <w:proofErr w:type="spellEnd"/>
+            <w:r>
+              <w:rPr>
+                <w:rFonts w:eastAsia="Times New Roman" w:cs="Times New Roman"/>
+                <w:highlight w:val="yellow"/>
+                <w:lang w:eastAsia="en-US"/>
+              </w:rPr>
+              <w:t>(</w:t>
+            </w:r>
+            <w:proofErr w:type="gramEnd"/>
+            <w:r>
+              <w:rPr>
+                <w:rFonts w:eastAsia="Times New Roman" w:cs="Times New Roman"/>
+                <w:highlight w:val="yellow"/>
+                <w:lang w:eastAsia="en-US"/>
+              </w:rPr>
+              <w:t>)</w:t>
             </w:r>
           </w:p>
         </w:tc>
@@ -4067,12 +4963,30 @@
                 <w:lang w:eastAsia="en-US"/>
               </w:rPr>
             </w:pPr>
-            <w:r>
-              <w:rPr>
-                <w:rFonts w:eastAsia="Times New Roman" w:cs="Times New Roman"/>
-                <w:lang w:eastAsia="en-US"/>
-              </w:rPr>
-              <w:t>returnAuthenticationResult()</w:t>
+            <w:proofErr w:type="spellStart"/>
+            <w:proofErr w:type="gramStart"/>
+            <w:r>
+              <w:rPr>
+                <w:rFonts w:eastAsia="Times New Roman" w:cs="Times New Roman"/>
+                <w:lang w:eastAsia="en-US"/>
+              </w:rPr>
+              <w:t>returnAuthenticationResult</w:t>
+            </w:r>
+            <w:proofErr w:type="spellEnd"/>
+            <w:r>
+              <w:rPr>
+                <w:rFonts w:eastAsia="Times New Roman" w:cs="Times New Roman"/>
+                <w:lang w:eastAsia="en-US"/>
+              </w:rPr>
+              <w:t>(</w:t>
+            </w:r>
+            <w:proofErr w:type="gramEnd"/>
+            <w:r>
+              <w:rPr>
+                <w:rFonts w:eastAsia="Times New Roman" w:cs="Times New Roman"/>
+                <w:lang w:eastAsia="en-US"/>
+              </w:rPr>
+              <w:t>)</w:t>
             </w:r>
           </w:p>
         </w:tc>
@@ -4158,12 +5072,30 @@
                 <w:lang w:eastAsia="en-US"/>
               </w:rPr>
             </w:pPr>
-            <w:r>
-              <w:rPr>
-                <w:rFonts w:eastAsia="Times New Roman" w:cs="Times New Roman"/>
-                <w:lang w:eastAsia="en-US"/>
-              </w:rPr>
-              <w:t>receiveRouterRequest()</w:t>
+            <w:proofErr w:type="spellStart"/>
+            <w:proofErr w:type="gramStart"/>
+            <w:r>
+              <w:rPr>
+                <w:rFonts w:eastAsia="Times New Roman" w:cs="Times New Roman"/>
+                <w:lang w:eastAsia="en-US"/>
+              </w:rPr>
+              <w:t>receiveRouterRequest</w:t>
+            </w:r>
+            <w:proofErr w:type="spellEnd"/>
+            <w:r>
+              <w:rPr>
+                <w:rFonts w:eastAsia="Times New Roman" w:cs="Times New Roman"/>
+                <w:lang w:eastAsia="en-US"/>
+              </w:rPr>
+              <w:t>(</w:t>
+            </w:r>
+            <w:proofErr w:type="gramEnd"/>
+            <w:r>
+              <w:rPr>
+                <w:rFonts w:eastAsia="Times New Roman" w:cs="Times New Roman"/>
+                <w:lang w:eastAsia="en-US"/>
+              </w:rPr>
+              <w:t>)</w:t>
             </w:r>
           </w:p>
         </w:tc>
@@ -4252,13 +5184,33 @@
                 <w:lang w:eastAsia="en-US"/>
               </w:rPr>
             </w:pPr>
+            <w:proofErr w:type="spellStart"/>
+            <w:proofErr w:type="gramStart"/>
             <w:r>
               <w:rPr>
                 <w:rFonts w:eastAsia="Times New Roman" w:cs="Times New Roman"/>
                 <w:highlight w:val="yellow"/>
                 <w:lang w:eastAsia="en-US"/>
               </w:rPr>
-              <w:t>requestRoute()</w:t>
+              <w:t>requestRoute</w:t>
+            </w:r>
+            <w:proofErr w:type="spellEnd"/>
+            <w:r>
+              <w:rPr>
+                <w:rFonts w:eastAsia="Times New Roman" w:cs="Times New Roman"/>
+                <w:highlight w:val="yellow"/>
+                <w:lang w:eastAsia="en-US"/>
+              </w:rPr>
+              <w:t>(</w:t>
+            </w:r>
+            <w:proofErr w:type="gramEnd"/>
+            <w:r>
+              <w:rPr>
+                <w:rFonts w:eastAsia="Times New Roman" w:cs="Times New Roman"/>
+                <w:highlight w:val="yellow"/>
+                <w:lang w:eastAsia="en-US"/>
+              </w:rPr>
+              <w:t>)</w:t>
             </w:r>
           </w:p>
         </w:tc>
@@ -4344,13 +5296,33 @@
                 <w:lang w:eastAsia="en-US"/>
               </w:rPr>
             </w:pPr>
+            <w:proofErr w:type="spellStart"/>
+            <w:proofErr w:type="gramStart"/>
             <w:r>
               <w:rPr>
                 <w:rFonts w:eastAsia="Times New Roman" w:cs="Times New Roman"/>
                 <w:highlight w:val="yellow"/>
                 <w:lang w:eastAsia="en-US"/>
               </w:rPr>
-              <w:t>applyRoutingRules()</w:t>
+              <w:t>applyRoutingRules</w:t>
+            </w:r>
+            <w:proofErr w:type="spellEnd"/>
+            <w:r>
+              <w:rPr>
+                <w:rFonts w:eastAsia="Times New Roman" w:cs="Times New Roman"/>
+                <w:highlight w:val="yellow"/>
+                <w:lang w:eastAsia="en-US"/>
+              </w:rPr>
+              <w:t>(</w:t>
+            </w:r>
+            <w:proofErr w:type="gramEnd"/>
+            <w:r>
+              <w:rPr>
+                <w:rFonts w:eastAsia="Times New Roman" w:cs="Times New Roman"/>
+                <w:highlight w:val="yellow"/>
+                <w:lang w:eastAsia="en-US"/>
+              </w:rPr>
+              <w:t>)</w:t>
             </w:r>
           </w:p>
         </w:tc>
@@ -4439,12 +5411,30 @@
                 <w:lang w:eastAsia="en-US"/>
               </w:rPr>
             </w:pPr>
-            <w:r>
-              <w:rPr>
-                <w:rFonts w:eastAsia="Times New Roman" w:cs="Times New Roman"/>
-                <w:lang w:eastAsia="en-US"/>
-              </w:rPr>
-              <w:t>handleRoutingErrors()</w:t>
+            <w:proofErr w:type="spellStart"/>
+            <w:proofErr w:type="gramStart"/>
+            <w:r>
+              <w:rPr>
+                <w:rFonts w:eastAsia="Times New Roman" w:cs="Times New Roman"/>
+                <w:lang w:eastAsia="en-US"/>
+              </w:rPr>
+              <w:t>handleRoutingErrors</w:t>
+            </w:r>
+            <w:proofErr w:type="spellEnd"/>
+            <w:r>
+              <w:rPr>
+                <w:rFonts w:eastAsia="Times New Roman" w:cs="Times New Roman"/>
+                <w:lang w:eastAsia="en-US"/>
+              </w:rPr>
+              <w:t>(</w:t>
+            </w:r>
+            <w:proofErr w:type="gramEnd"/>
+            <w:r>
+              <w:rPr>
+                <w:rFonts w:eastAsia="Times New Roman" w:cs="Times New Roman"/>
+                <w:lang w:eastAsia="en-US"/>
+              </w:rPr>
+              <w:t>)</w:t>
             </w:r>
           </w:p>
         </w:tc>
@@ -4507,7 +5497,23 @@
                 <w:rFonts w:eastAsia="Times New Roman" w:cs="Times New Roman"/>
                 <w:lang w:eastAsia="en-US"/>
               </w:rPr>
-              <w:t>Handles missing, invalid, or failed routing decisions.</w:t>
+              <w:t xml:space="preserve">Handles </w:t>
+            </w:r>
+            <w:proofErr w:type="gramStart"/>
+            <w:r>
+              <w:rPr>
+                <w:rFonts w:eastAsia="Times New Roman" w:cs="Times New Roman"/>
+                <w:lang w:eastAsia="en-US"/>
+              </w:rPr>
+              <w:t>missing</w:t>
+            </w:r>
+            <w:proofErr w:type="gramEnd"/>
+            <w:r>
+              <w:rPr>
+                <w:rFonts w:eastAsia="Times New Roman" w:cs="Times New Roman"/>
+                <w:lang w:eastAsia="en-US"/>
+              </w:rPr>
+              <w:t>, invalid, or failed routing decisions.</w:t>
             </w:r>
           </w:p>
         </w:tc>
@@ -4530,12 +5536,30 @@
                 <w:lang w:eastAsia="en-US"/>
               </w:rPr>
             </w:pPr>
-            <w:r>
-              <w:rPr>
-                <w:rFonts w:eastAsia="Times New Roman" w:cs="Times New Roman"/>
-                <w:lang w:eastAsia="en-US"/>
-              </w:rPr>
-              <w:t>returnToGateway()</w:t>
+            <w:proofErr w:type="spellStart"/>
+            <w:proofErr w:type="gramStart"/>
+            <w:r>
+              <w:rPr>
+                <w:rFonts w:eastAsia="Times New Roman" w:cs="Times New Roman"/>
+                <w:lang w:eastAsia="en-US"/>
+              </w:rPr>
+              <w:t>returnToGateway</w:t>
+            </w:r>
+            <w:proofErr w:type="spellEnd"/>
+            <w:r>
+              <w:rPr>
+                <w:rFonts w:eastAsia="Times New Roman" w:cs="Times New Roman"/>
+                <w:lang w:eastAsia="en-US"/>
+              </w:rPr>
+              <w:t>(</w:t>
+            </w:r>
+            <w:proofErr w:type="gramEnd"/>
+            <w:r>
+              <w:rPr>
+                <w:rFonts w:eastAsia="Times New Roman" w:cs="Times New Roman"/>
+                <w:lang w:eastAsia="en-US"/>
+              </w:rPr>
+              <w:t>)</w:t>
             </w:r>
           </w:p>
         </w:tc>
@@ -4624,12 +5648,30 @@
                 <w:lang w:eastAsia="en-US"/>
               </w:rPr>
             </w:pPr>
-            <w:r>
-              <w:rPr>
-                <w:rFonts w:eastAsia="Times New Roman" w:cs="Times New Roman"/>
-                <w:lang w:eastAsia="en-US"/>
-              </w:rPr>
-              <w:t>forwardToOrchestrator()</w:t>
+            <w:proofErr w:type="spellStart"/>
+            <w:proofErr w:type="gramStart"/>
+            <w:r>
+              <w:rPr>
+                <w:rFonts w:eastAsia="Times New Roman" w:cs="Times New Roman"/>
+                <w:lang w:eastAsia="en-US"/>
+              </w:rPr>
+              <w:t>forwardToOrchestrator</w:t>
+            </w:r>
+            <w:proofErr w:type="spellEnd"/>
+            <w:r>
+              <w:rPr>
+                <w:rFonts w:eastAsia="Times New Roman" w:cs="Times New Roman"/>
+                <w:lang w:eastAsia="en-US"/>
+              </w:rPr>
+              <w:t>(</w:t>
+            </w:r>
+            <w:proofErr w:type="gramEnd"/>
+            <w:r>
+              <w:rPr>
+                <w:rFonts w:eastAsia="Times New Roman" w:cs="Times New Roman"/>
+                <w:lang w:eastAsia="en-US"/>
+              </w:rPr>
+              <w:t>)</w:t>
             </w:r>
           </w:p>
         </w:tc>
@@ -4687,12 +5729,21 @@
                 <w:lang w:eastAsia="en-US"/>
               </w:rPr>
             </w:pPr>
-            <w:r>
-              <w:rPr>
-                <w:rFonts w:eastAsia="Times New Roman" w:cs="Times New Roman"/>
-                <w:lang w:eastAsia="en-US"/>
-              </w:rPr>
-              <w:t>Sends routed requests to the correct orchestrator.</w:t>
+            <w:proofErr w:type="gramStart"/>
+            <w:r>
+              <w:rPr>
+                <w:rFonts w:eastAsia="Times New Roman" w:cs="Times New Roman"/>
+                <w:lang w:eastAsia="en-US"/>
+              </w:rPr>
+              <w:t>Sends</w:t>
+            </w:r>
+            <w:proofErr w:type="gramEnd"/>
+            <w:r>
+              <w:rPr>
+                <w:rFonts w:eastAsia="Times New Roman" w:cs="Times New Roman"/>
+                <w:lang w:eastAsia="en-US"/>
+              </w:rPr>
+              <w:t xml:space="preserve"> routed requests to the correct orchestrator.</w:t>
             </w:r>
           </w:p>
         </w:tc>
@@ -4715,13 +5766,33 @@
                 <w:lang w:eastAsia="en-US"/>
               </w:rPr>
             </w:pPr>
+            <w:proofErr w:type="spellStart"/>
+            <w:proofErr w:type="gramStart"/>
             <w:r>
               <w:rPr>
                 <w:rFonts w:eastAsia="Times New Roman" w:cs="Times New Roman"/>
                 <w:highlight w:val="yellow"/>
                 <w:lang w:eastAsia="en-US"/>
               </w:rPr>
-              <w:t>routeRequest()</w:t>
+              <w:t>routeRequest</w:t>
+            </w:r>
+            <w:proofErr w:type="spellEnd"/>
+            <w:r>
+              <w:rPr>
+                <w:rFonts w:eastAsia="Times New Roman" w:cs="Times New Roman"/>
+                <w:highlight w:val="yellow"/>
+                <w:lang w:eastAsia="en-US"/>
+              </w:rPr>
+              <w:t>(</w:t>
+            </w:r>
+            <w:proofErr w:type="gramEnd"/>
+            <w:r>
+              <w:rPr>
+                <w:rFonts w:eastAsia="Times New Roman" w:cs="Times New Roman"/>
+                <w:highlight w:val="yellow"/>
+                <w:lang w:eastAsia="en-US"/>
+              </w:rPr>
+              <w:t>)</w:t>
             </w:r>
           </w:p>
         </w:tc>
@@ -4810,13 +5881,30 @@
                 <w:lang w:eastAsia="en-US"/>
               </w:rPr>
             </w:pPr>
-            <w:r>
-              <w:rPr>
-                <w:rFonts w:eastAsia="Times New Roman" w:cs="Times New Roman"/>
-                <w:lang w:eastAsia="en-US"/>
-              </w:rPr>
-              <w:lastRenderedPageBreak/>
-              <w:t>validateRequest()</w:t>
+            <w:proofErr w:type="spellStart"/>
+            <w:proofErr w:type="gramStart"/>
+            <w:r>
+              <w:rPr>
+                <w:rFonts w:eastAsia="Times New Roman" w:cs="Times New Roman"/>
+                <w:lang w:eastAsia="en-US"/>
+              </w:rPr>
+              <w:t>validateRequest</w:t>
+            </w:r>
+            <w:proofErr w:type="spellEnd"/>
+            <w:r>
+              <w:rPr>
+                <w:rFonts w:eastAsia="Times New Roman" w:cs="Times New Roman"/>
+                <w:lang w:eastAsia="en-US"/>
+              </w:rPr>
+              <w:t>(</w:t>
+            </w:r>
+            <w:proofErr w:type="gramEnd"/>
+            <w:r>
+              <w:rPr>
+                <w:rFonts w:eastAsia="Times New Roman" w:cs="Times New Roman"/>
+                <w:lang w:eastAsia="en-US"/>
+              </w:rPr>
+              <w:t>)</w:t>
             </w:r>
           </w:p>
         </w:tc>
@@ -4916,12 +6004,30 @@
                 <w:lang w:eastAsia="en-US"/>
               </w:rPr>
             </w:pPr>
-            <w:r>
-              <w:rPr>
-                <w:rFonts w:eastAsia="Times New Roman" w:cs="Times New Roman"/>
-                <w:lang w:eastAsia="en-US"/>
-              </w:rPr>
-              <w:t>handleResponse()</w:t>
+            <w:proofErr w:type="spellStart"/>
+            <w:proofErr w:type="gramStart"/>
+            <w:r>
+              <w:rPr>
+                <w:rFonts w:eastAsia="Times New Roman" w:cs="Times New Roman"/>
+                <w:lang w:eastAsia="en-US"/>
+              </w:rPr>
+              <w:t>handleResponse</w:t>
+            </w:r>
+            <w:proofErr w:type="spellEnd"/>
+            <w:r>
+              <w:rPr>
+                <w:rFonts w:eastAsia="Times New Roman" w:cs="Times New Roman"/>
+                <w:lang w:eastAsia="en-US"/>
+              </w:rPr>
+              <w:t>(</w:t>
+            </w:r>
+            <w:proofErr w:type="gramEnd"/>
+            <w:r>
+              <w:rPr>
+                <w:rFonts w:eastAsia="Times New Roman" w:cs="Times New Roman"/>
+                <w:lang w:eastAsia="en-US"/>
+              </w:rPr>
+              <w:t>)</w:t>
             </w:r>
           </w:p>
         </w:tc>
@@ -5167,12 +6273,30 @@
                 <w:lang w:eastAsia="en-US"/>
               </w:rPr>
             </w:pPr>
-            <w:r>
-              <w:rPr>
-                <w:rFonts w:eastAsia="Times New Roman" w:cs="Times New Roman"/>
-                <w:lang w:eastAsia="en-US"/>
-              </w:rPr>
-              <w:t>listenForEvents()</w:t>
+            <w:proofErr w:type="spellStart"/>
+            <w:proofErr w:type="gramStart"/>
+            <w:r>
+              <w:rPr>
+                <w:rFonts w:eastAsia="Times New Roman" w:cs="Times New Roman"/>
+                <w:lang w:eastAsia="en-US"/>
+              </w:rPr>
+              <w:t>listenForEvents</w:t>
+            </w:r>
+            <w:proofErr w:type="spellEnd"/>
+            <w:r>
+              <w:rPr>
+                <w:rFonts w:eastAsia="Times New Roman" w:cs="Times New Roman"/>
+                <w:lang w:eastAsia="en-US"/>
+              </w:rPr>
+              <w:t>(</w:t>
+            </w:r>
+            <w:proofErr w:type="gramEnd"/>
+            <w:r>
+              <w:rPr>
+                <w:rFonts w:eastAsia="Times New Roman" w:cs="Times New Roman"/>
+                <w:lang w:eastAsia="en-US"/>
+              </w:rPr>
+              <w:t>)</w:t>
             </w:r>
           </w:p>
         </w:tc>
@@ -5258,12 +6382,30 @@
                 <w:lang w:eastAsia="en-US"/>
               </w:rPr>
             </w:pPr>
-            <w:r>
-              <w:rPr>
-                <w:rFonts w:eastAsia="Times New Roman" w:cs="Times New Roman"/>
-                <w:lang w:eastAsia="en-US"/>
-              </w:rPr>
-              <w:t>validateEvent()</w:t>
+            <w:proofErr w:type="spellStart"/>
+            <w:proofErr w:type="gramStart"/>
+            <w:r>
+              <w:rPr>
+                <w:rFonts w:eastAsia="Times New Roman" w:cs="Times New Roman"/>
+                <w:lang w:eastAsia="en-US"/>
+              </w:rPr>
+              <w:t>validateEvent</w:t>
+            </w:r>
+            <w:proofErr w:type="spellEnd"/>
+            <w:r>
+              <w:rPr>
+                <w:rFonts w:eastAsia="Times New Roman" w:cs="Times New Roman"/>
+                <w:lang w:eastAsia="en-US"/>
+              </w:rPr>
+              <w:t>(</w:t>
+            </w:r>
+            <w:proofErr w:type="gramEnd"/>
+            <w:r>
+              <w:rPr>
+                <w:rFonts w:eastAsia="Times New Roman" w:cs="Times New Roman"/>
+                <w:lang w:eastAsia="en-US"/>
+              </w:rPr>
+              <w:t>)</w:t>
             </w:r>
           </w:p>
         </w:tc>
@@ -5352,12 +6494,30 @@
                 <w:lang w:eastAsia="en-US"/>
               </w:rPr>
             </w:pPr>
-            <w:r>
-              <w:rPr>
-                <w:rFonts w:eastAsia="Times New Roman" w:cs="Times New Roman"/>
-                <w:lang w:eastAsia="en-US"/>
-              </w:rPr>
-              <w:t>forwardEvent()</w:t>
+            <w:proofErr w:type="spellStart"/>
+            <w:proofErr w:type="gramStart"/>
+            <w:r>
+              <w:rPr>
+                <w:rFonts w:eastAsia="Times New Roman" w:cs="Times New Roman"/>
+                <w:lang w:eastAsia="en-US"/>
+              </w:rPr>
+              <w:t>forwardEvent</w:t>
+            </w:r>
+            <w:proofErr w:type="spellEnd"/>
+            <w:r>
+              <w:rPr>
+                <w:rFonts w:eastAsia="Times New Roman" w:cs="Times New Roman"/>
+                <w:lang w:eastAsia="en-US"/>
+              </w:rPr>
+              <w:t>(</w:t>
+            </w:r>
+            <w:proofErr w:type="gramEnd"/>
+            <w:r>
+              <w:rPr>
+                <w:rFonts w:eastAsia="Times New Roman" w:cs="Times New Roman"/>
+                <w:lang w:eastAsia="en-US"/>
+              </w:rPr>
+              <w:t>)</w:t>
             </w:r>
           </w:p>
         </w:tc>
@@ -5443,12 +6603,30 @@
                 <w:lang w:eastAsia="en-US"/>
               </w:rPr>
             </w:pPr>
-            <w:r>
-              <w:rPr>
-                <w:rFonts w:eastAsia="Times New Roman" w:cs="Times New Roman"/>
-                <w:lang w:eastAsia="en-US"/>
-              </w:rPr>
-              <w:t>processNotificationRequest()</w:t>
+            <w:proofErr w:type="spellStart"/>
+            <w:proofErr w:type="gramStart"/>
+            <w:r>
+              <w:rPr>
+                <w:rFonts w:eastAsia="Times New Roman" w:cs="Times New Roman"/>
+                <w:lang w:eastAsia="en-US"/>
+              </w:rPr>
+              <w:t>processNotificationRequest</w:t>
+            </w:r>
+            <w:proofErr w:type="spellEnd"/>
+            <w:r>
+              <w:rPr>
+                <w:rFonts w:eastAsia="Times New Roman" w:cs="Times New Roman"/>
+                <w:lang w:eastAsia="en-US"/>
+              </w:rPr>
+              <w:t>(</w:t>
+            </w:r>
+            <w:proofErr w:type="gramEnd"/>
+            <w:r>
+              <w:rPr>
+                <w:rFonts w:eastAsia="Times New Roman" w:cs="Times New Roman"/>
+                <w:lang w:eastAsia="en-US"/>
+              </w:rPr>
+              <w:t>)</w:t>
             </w:r>
           </w:p>
         </w:tc>
@@ -5537,12 +6715,31 @@
                 <w:lang w:eastAsia="en-US"/>
               </w:rPr>
             </w:pPr>
-            <w:r>
-              <w:rPr>
-                <w:rFonts w:eastAsia="Times New Roman" w:cs="Times New Roman"/>
-                <w:lang w:eastAsia="en-US"/>
-              </w:rPr>
-              <w:t>validateNotification()</w:t>
+            <w:proofErr w:type="spellStart"/>
+            <w:proofErr w:type="gramStart"/>
+            <w:r>
+              <w:rPr>
+                <w:rFonts w:eastAsia="Times New Roman" w:cs="Times New Roman"/>
+                <w:lang w:eastAsia="en-US"/>
+              </w:rPr>
+              <w:lastRenderedPageBreak/>
+              <w:t>validateNotification</w:t>
+            </w:r>
+            <w:proofErr w:type="spellEnd"/>
+            <w:r>
+              <w:rPr>
+                <w:rFonts w:eastAsia="Times New Roman" w:cs="Times New Roman"/>
+                <w:lang w:eastAsia="en-US"/>
+              </w:rPr>
+              <w:t>(</w:t>
+            </w:r>
+            <w:proofErr w:type="gramEnd"/>
+            <w:r>
+              <w:rPr>
+                <w:rFonts w:eastAsia="Times New Roman" w:cs="Times New Roman"/>
+                <w:lang w:eastAsia="en-US"/>
+              </w:rPr>
+              <w:t>)</w:t>
             </w:r>
           </w:p>
         </w:tc>
@@ -5628,12 +6825,30 @@
                 <w:lang w:eastAsia="en-US"/>
               </w:rPr>
             </w:pPr>
-            <w:r>
-              <w:rPr>
-                <w:rFonts w:eastAsia="Times New Roman" w:cs="Times New Roman"/>
-                <w:lang w:eastAsia="en-US"/>
-              </w:rPr>
-              <w:t>createNotificationTask()</w:t>
+            <w:proofErr w:type="spellStart"/>
+            <w:proofErr w:type="gramStart"/>
+            <w:r>
+              <w:rPr>
+                <w:rFonts w:eastAsia="Times New Roman" w:cs="Times New Roman"/>
+                <w:lang w:eastAsia="en-US"/>
+              </w:rPr>
+              <w:t>createNotificationTask</w:t>
+            </w:r>
+            <w:proofErr w:type="spellEnd"/>
+            <w:r>
+              <w:rPr>
+                <w:rFonts w:eastAsia="Times New Roman" w:cs="Times New Roman"/>
+                <w:lang w:eastAsia="en-US"/>
+              </w:rPr>
+              <w:t>(</w:t>
+            </w:r>
+            <w:proofErr w:type="gramEnd"/>
+            <w:r>
+              <w:rPr>
+                <w:rFonts w:eastAsia="Times New Roman" w:cs="Times New Roman"/>
+                <w:lang w:eastAsia="en-US"/>
+              </w:rPr>
+              <w:t>)</w:t>
             </w:r>
           </w:p>
         </w:tc>
@@ -5722,13 +6937,33 @@
                 <w:lang w:eastAsia="en-US"/>
               </w:rPr>
             </w:pPr>
+            <w:proofErr w:type="spellStart"/>
+            <w:proofErr w:type="gramStart"/>
             <w:r>
               <w:rPr>
                 <w:rFonts w:eastAsia="Times New Roman" w:cs="Times New Roman"/>
                 <w:highlight w:val="yellow"/>
                 <w:lang w:eastAsia="en-US"/>
               </w:rPr>
-              <w:t>orchestrateNotification()</w:t>
+              <w:t>orchestrateNotification</w:t>
+            </w:r>
+            <w:proofErr w:type="spellEnd"/>
+            <w:r>
+              <w:rPr>
+                <w:rFonts w:eastAsia="Times New Roman" w:cs="Times New Roman"/>
+                <w:highlight w:val="yellow"/>
+                <w:lang w:eastAsia="en-US"/>
+              </w:rPr>
+              <w:t>(</w:t>
+            </w:r>
+            <w:proofErr w:type="gramEnd"/>
+            <w:r>
+              <w:rPr>
+                <w:rFonts w:eastAsia="Times New Roman" w:cs="Times New Roman"/>
+                <w:highlight w:val="yellow"/>
+                <w:lang w:eastAsia="en-US"/>
+              </w:rPr>
+              <w:t>)</w:t>
             </w:r>
           </w:p>
         </w:tc>
@@ -5814,13 +7049,33 @@
                 <w:lang w:eastAsia="en-US"/>
               </w:rPr>
             </w:pPr>
+            <w:proofErr w:type="spellStart"/>
+            <w:proofErr w:type="gramStart"/>
             <w:r>
               <w:rPr>
                 <w:rFonts w:eastAsia="Times New Roman" w:cs="Times New Roman"/>
                 <w:highlight w:val="yellow"/>
                 <w:lang w:eastAsia="en-US"/>
               </w:rPr>
-              <w:t>buildNotification()</w:t>
+              <w:t>buildNotification</w:t>
+            </w:r>
+            <w:proofErr w:type="spellEnd"/>
+            <w:r>
+              <w:rPr>
+                <w:rFonts w:eastAsia="Times New Roman" w:cs="Times New Roman"/>
+                <w:highlight w:val="yellow"/>
+                <w:lang w:eastAsia="en-US"/>
+              </w:rPr>
+              <w:t>(</w:t>
+            </w:r>
+            <w:proofErr w:type="gramEnd"/>
+            <w:r>
+              <w:rPr>
+                <w:rFonts w:eastAsia="Times New Roman" w:cs="Times New Roman"/>
+                <w:highlight w:val="yellow"/>
+                <w:lang w:eastAsia="en-US"/>
+              </w:rPr>
+              <w:t>)</w:t>
             </w:r>
           </w:p>
         </w:tc>
@@ -5909,13 +7164,33 @@
                 <w:lang w:eastAsia="en-US"/>
               </w:rPr>
             </w:pPr>
+            <w:proofErr w:type="spellStart"/>
+            <w:proofErr w:type="gramStart"/>
             <w:r>
               <w:rPr>
                 <w:rFonts w:eastAsia="Times New Roman" w:cs="Times New Roman"/>
                 <w:highlight w:val="yellow"/>
                 <w:lang w:eastAsia="en-US"/>
               </w:rPr>
-              <w:t>resolveRecipients()</w:t>
+              <w:t>resolveRecipients</w:t>
+            </w:r>
+            <w:proofErr w:type="spellEnd"/>
+            <w:r>
+              <w:rPr>
+                <w:rFonts w:eastAsia="Times New Roman" w:cs="Times New Roman"/>
+                <w:highlight w:val="yellow"/>
+                <w:lang w:eastAsia="en-US"/>
+              </w:rPr>
+              <w:t>(</w:t>
+            </w:r>
+            <w:proofErr w:type="gramEnd"/>
+            <w:r>
+              <w:rPr>
+                <w:rFonts w:eastAsia="Times New Roman" w:cs="Times New Roman"/>
+                <w:highlight w:val="yellow"/>
+                <w:lang w:eastAsia="en-US"/>
+              </w:rPr>
+              <w:t>)</w:t>
             </w:r>
           </w:p>
         </w:tc>
@@ -5987,12 +7262,21 @@
               </w:rPr>
               <w:t xml:space="preserve"> </w:t>
             </w:r>
-            <w:r>
-              <w:rPr>
-                <w:rFonts w:eastAsia="Times New Roman" w:cs="Times New Roman"/>
-                <w:lang w:eastAsia="en-US"/>
-              </w:rPr>
-              <w:t>Builds the recipient list.</w:t>
+            <w:proofErr w:type="gramStart"/>
+            <w:r>
+              <w:rPr>
+                <w:rFonts w:eastAsia="Times New Roman" w:cs="Times New Roman"/>
+                <w:lang w:eastAsia="en-US"/>
+              </w:rPr>
+              <w:t>Builds</w:t>
+            </w:r>
+            <w:proofErr w:type="gramEnd"/>
+            <w:r>
+              <w:rPr>
+                <w:rFonts w:eastAsia="Times New Roman" w:cs="Times New Roman"/>
+                <w:lang w:eastAsia="en-US"/>
+              </w:rPr>
+              <w:t xml:space="preserve"> the recipient list.</w:t>
             </w:r>
           </w:p>
         </w:tc>
@@ -6015,13 +7299,33 @@
                 <w:lang w:eastAsia="en-US"/>
               </w:rPr>
             </w:pPr>
+            <w:proofErr w:type="spellStart"/>
+            <w:proofErr w:type="gramStart"/>
             <w:r>
               <w:rPr>
                 <w:rFonts w:eastAsia="Times New Roman" w:cs="Times New Roman"/>
                 <w:highlight w:val="yellow"/>
                 <w:lang w:eastAsia="en-US"/>
               </w:rPr>
-              <w:t>deliverNotification()</w:t>
+              <w:t>deliverNotification</w:t>
+            </w:r>
+            <w:proofErr w:type="spellEnd"/>
+            <w:r>
+              <w:rPr>
+                <w:rFonts w:eastAsia="Times New Roman" w:cs="Times New Roman"/>
+                <w:highlight w:val="yellow"/>
+                <w:lang w:eastAsia="en-US"/>
+              </w:rPr>
+              <w:t>(</w:t>
+            </w:r>
+            <w:proofErr w:type="gramEnd"/>
+            <w:r>
+              <w:rPr>
+                <w:rFonts w:eastAsia="Times New Roman" w:cs="Times New Roman"/>
+                <w:highlight w:val="yellow"/>
+                <w:lang w:eastAsia="en-US"/>
+              </w:rPr>
+              <w:t>)</w:t>
             </w:r>
           </w:p>
         </w:tc>
@@ -6110,12 +7414,30 @@
                 <w:lang w:eastAsia="en-US"/>
               </w:rPr>
             </w:pPr>
-            <w:r>
-              <w:rPr>
-                <w:rFonts w:eastAsia="Times New Roman" w:cs="Times New Roman"/>
-                <w:lang w:eastAsia="en-US"/>
-              </w:rPr>
-              <w:t>archiveNotification()</w:t>
+            <w:proofErr w:type="spellStart"/>
+            <w:proofErr w:type="gramStart"/>
+            <w:r>
+              <w:rPr>
+                <w:rFonts w:eastAsia="Times New Roman" w:cs="Times New Roman"/>
+                <w:lang w:eastAsia="en-US"/>
+              </w:rPr>
+              <w:t>archiveNotification</w:t>
+            </w:r>
+            <w:proofErr w:type="spellEnd"/>
+            <w:r>
+              <w:rPr>
+                <w:rFonts w:eastAsia="Times New Roman" w:cs="Times New Roman"/>
+                <w:lang w:eastAsia="en-US"/>
+              </w:rPr>
+              <w:t>(</w:t>
+            </w:r>
+            <w:proofErr w:type="gramEnd"/>
+            <w:r>
+              <w:rPr>
+                <w:rFonts w:eastAsia="Times New Roman" w:cs="Times New Roman"/>
+                <w:lang w:eastAsia="en-US"/>
+              </w:rPr>
+              <w:t>)</w:t>
             </w:r>
           </w:p>
         </w:tc>
@@ -6215,12 +7537,30 @@
                 <w:lang w:eastAsia="en-US"/>
               </w:rPr>
             </w:pPr>
-            <w:r>
-              <w:rPr>
-                <w:rFonts w:eastAsia="Times New Roman" w:cs="Times New Roman"/>
-                <w:lang w:eastAsia="en-US"/>
-              </w:rPr>
-              <w:t>updateNewsFeed()</w:t>
+            <w:proofErr w:type="spellStart"/>
+            <w:proofErr w:type="gramStart"/>
+            <w:r>
+              <w:rPr>
+                <w:rFonts w:eastAsia="Times New Roman" w:cs="Times New Roman"/>
+                <w:lang w:eastAsia="en-US"/>
+              </w:rPr>
+              <w:t>updateNewsFeed</w:t>
+            </w:r>
+            <w:proofErr w:type="spellEnd"/>
+            <w:r>
+              <w:rPr>
+                <w:rFonts w:eastAsia="Times New Roman" w:cs="Times New Roman"/>
+                <w:lang w:eastAsia="en-US"/>
+              </w:rPr>
+              <w:t>(</w:t>
+            </w:r>
+            <w:proofErr w:type="gramEnd"/>
+            <w:r>
+              <w:rPr>
+                <w:rFonts w:eastAsia="Times New Roman" w:cs="Times New Roman"/>
+                <w:lang w:eastAsia="en-US"/>
+              </w:rPr>
+              <w:t>)</w:t>
             </w:r>
           </w:p>
         </w:tc>
@@ -6309,12 +7649,30 @@
                 <w:lang w:eastAsia="en-US"/>
               </w:rPr>
             </w:pPr>
-            <w:r>
-              <w:rPr>
-                <w:rFonts w:eastAsia="Times New Roman" w:cs="Times New Roman"/>
-                <w:lang w:eastAsia="en-US"/>
-              </w:rPr>
-              <w:t>formatNotification()</w:t>
+            <w:proofErr w:type="spellStart"/>
+            <w:proofErr w:type="gramStart"/>
+            <w:r>
+              <w:rPr>
+                <w:rFonts w:eastAsia="Times New Roman" w:cs="Times New Roman"/>
+                <w:lang w:eastAsia="en-US"/>
+              </w:rPr>
+              <w:t>formatNotification</w:t>
+            </w:r>
+            <w:proofErr w:type="spellEnd"/>
+            <w:r>
+              <w:rPr>
+                <w:rFonts w:eastAsia="Times New Roman" w:cs="Times New Roman"/>
+                <w:lang w:eastAsia="en-US"/>
+              </w:rPr>
+              <w:t>(</w:t>
+            </w:r>
+            <w:proofErr w:type="gramEnd"/>
+            <w:r>
+              <w:rPr>
+                <w:rFonts w:eastAsia="Times New Roman" w:cs="Times New Roman"/>
+                <w:lang w:eastAsia="en-US"/>
+              </w:rPr>
+              <w:t>)</w:t>
             </w:r>
           </w:p>
         </w:tc>
@@ -6400,12 +7758,30 @@
                 <w:lang w:eastAsia="en-US"/>
               </w:rPr>
             </w:pPr>
-            <w:r>
-              <w:rPr>
-                <w:rFonts w:eastAsia="Times New Roman" w:cs="Times New Roman"/>
-                <w:lang w:eastAsia="en-US"/>
-              </w:rPr>
-              <w:t>formatPushMessage()</w:t>
+            <w:proofErr w:type="spellStart"/>
+            <w:proofErr w:type="gramStart"/>
+            <w:r>
+              <w:rPr>
+                <w:rFonts w:eastAsia="Times New Roman" w:cs="Times New Roman"/>
+                <w:lang w:eastAsia="en-US"/>
+              </w:rPr>
+              <w:t>formatPushMessage</w:t>
+            </w:r>
+            <w:proofErr w:type="spellEnd"/>
+            <w:r>
+              <w:rPr>
+                <w:rFonts w:eastAsia="Times New Roman" w:cs="Times New Roman"/>
+                <w:lang w:eastAsia="en-US"/>
+              </w:rPr>
+              <w:t>(</w:t>
+            </w:r>
+            <w:proofErr w:type="gramEnd"/>
+            <w:r>
+              <w:rPr>
+                <w:rFonts w:eastAsia="Times New Roman" w:cs="Times New Roman"/>
+                <w:lang w:eastAsia="en-US"/>
+              </w:rPr>
+              <w:t>)</w:t>
             </w:r>
           </w:p>
         </w:tc>
@@ -6494,12 +7870,30 @@
                 <w:lang w:eastAsia="en-US"/>
               </w:rPr>
             </w:pPr>
-            <w:r>
-              <w:rPr>
-                <w:rFonts w:eastAsia="Times New Roman" w:cs="Times New Roman"/>
-                <w:lang w:eastAsia="en-US"/>
-              </w:rPr>
-              <w:t>formatInAppMessage()</w:t>
+            <w:proofErr w:type="spellStart"/>
+            <w:proofErr w:type="gramStart"/>
+            <w:r>
+              <w:rPr>
+                <w:rFonts w:eastAsia="Times New Roman" w:cs="Times New Roman"/>
+                <w:lang w:eastAsia="en-US"/>
+              </w:rPr>
+              <w:t>formatInAppMessage</w:t>
+            </w:r>
+            <w:proofErr w:type="spellEnd"/>
+            <w:r>
+              <w:rPr>
+                <w:rFonts w:eastAsia="Times New Roman" w:cs="Times New Roman"/>
+                <w:lang w:eastAsia="en-US"/>
+              </w:rPr>
+              <w:t>(</w:t>
+            </w:r>
+            <w:proofErr w:type="gramEnd"/>
+            <w:r>
+              <w:rPr>
+                <w:rFonts w:eastAsia="Times New Roman" w:cs="Times New Roman"/>
+                <w:lang w:eastAsia="en-US"/>
+              </w:rPr>
+              <w:t>)</w:t>
             </w:r>
           </w:p>
         </w:tc>
@@ -6585,13 +7979,30 @@
                 <w:lang w:eastAsia="en-US"/>
               </w:rPr>
             </w:pPr>
-            <w:r>
-              <w:rPr>
-                <w:rFonts w:eastAsia="Times New Roman" w:cs="Times New Roman"/>
-                <w:lang w:eastAsia="en-US"/>
-              </w:rPr>
-              <w:lastRenderedPageBreak/>
-              <w:t>saveNotification()</w:t>
+            <w:proofErr w:type="spellStart"/>
+            <w:proofErr w:type="gramStart"/>
+            <w:r>
+              <w:rPr>
+                <w:rFonts w:eastAsia="Times New Roman" w:cs="Times New Roman"/>
+                <w:lang w:eastAsia="en-US"/>
+              </w:rPr>
+              <w:t>saveNotification</w:t>
+            </w:r>
+            <w:proofErr w:type="spellEnd"/>
+            <w:r>
+              <w:rPr>
+                <w:rFonts w:eastAsia="Times New Roman" w:cs="Times New Roman"/>
+                <w:lang w:eastAsia="en-US"/>
+              </w:rPr>
+              <w:t>(</w:t>
+            </w:r>
+            <w:proofErr w:type="gramEnd"/>
+            <w:r>
+              <w:rPr>
+                <w:rFonts w:eastAsia="Times New Roman" w:cs="Times New Roman"/>
+                <w:lang w:eastAsia="en-US"/>
+              </w:rPr>
+              <w:t>)</w:t>
             </w:r>
           </w:p>
         </w:tc>
@@ -6680,12 +8091,30 @@
                 <w:lang w:eastAsia="en-US"/>
               </w:rPr>
             </w:pPr>
-            <w:r>
-              <w:rPr>
-                <w:rFonts w:eastAsia="Times New Roman" w:cs="Times New Roman"/>
-                <w:lang w:eastAsia="en-US"/>
-              </w:rPr>
-              <w:t>getNotificationHistory()</w:t>
+            <w:proofErr w:type="spellStart"/>
+            <w:proofErr w:type="gramStart"/>
+            <w:r>
+              <w:rPr>
+                <w:rFonts w:eastAsia="Times New Roman" w:cs="Times New Roman"/>
+                <w:lang w:eastAsia="en-US"/>
+              </w:rPr>
+              <w:t>getNotificationHistory</w:t>
+            </w:r>
+            <w:proofErr w:type="spellEnd"/>
+            <w:r>
+              <w:rPr>
+                <w:rFonts w:eastAsia="Times New Roman" w:cs="Times New Roman"/>
+                <w:lang w:eastAsia="en-US"/>
+              </w:rPr>
+              <w:t>(</w:t>
+            </w:r>
+            <w:proofErr w:type="gramEnd"/>
+            <w:r>
+              <w:rPr>
+                <w:rFonts w:eastAsia="Times New Roman" w:cs="Times New Roman"/>
+                <w:lang w:eastAsia="en-US"/>
+              </w:rPr>
+              <w:t>)</w:t>
             </w:r>
           </w:p>
         </w:tc>
@@ -6771,12 +8200,30 @@
                 <w:lang w:eastAsia="en-US"/>
               </w:rPr>
             </w:pPr>
-            <w:r>
-              <w:rPr>
-                <w:rFonts w:eastAsia="Times New Roman" w:cs="Times New Roman"/>
-                <w:lang w:eastAsia="en-US"/>
-              </w:rPr>
-              <w:t>markNotificationRead()</w:t>
+            <w:proofErr w:type="spellStart"/>
+            <w:proofErr w:type="gramStart"/>
+            <w:r>
+              <w:rPr>
+                <w:rFonts w:eastAsia="Times New Roman" w:cs="Times New Roman"/>
+                <w:lang w:eastAsia="en-US"/>
+              </w:rPr>
+              <w:t>markNotificationRead</w:t>
+            </w:r>
+            <w:proofErr w:type="spellEnd"/>
+            <w:r>
+              <w:rPr>
+                <w:rFonts w:eastAsia="Times New Roman" w:cs="Times New Roman"/>
+                <w:lang w:eastAsia="en-US"/>
+              </w:rPr>
+              <w:t>(</w:t>
+            </w:r>
+            <w:proofErr w:type="gramEnd"/>
+            <w:r>
+              <w:rPr>
+                <w:rFonts w:eastAsia="Times New Roman" w:cs="Times New Roman"/>
+                <w:lang w:eastAsia="en-US"/>
+              </w:rPr>
+              <w:t>)</w:t>
             </w:r>
           </w:p>
         </w:tc>
@@ -6865,13 +8312,33 @@
                 <w:lang w:eastAsia="en-US"/>
               </w:rPr>
             </w:pPr>
+            <w:proofErr w:type="spellStart"/>
+            <w:proofErr w:type="gramStart"/>
             <w:r>
               <w:rPr>
                 <w:rFonts w:eastAsia="Times New Roman" w:cs="Times New Roman"/>
                 <w:highlight w:val="yellow"/>
                 <w:lang w:eastAsia="en-US"/>
               </w:rPr>
-              <w:t>filterMutedUsers()</w:t>
+              <w:t>filterMutedUsers</w:t>
+            </w:r>
+            <w:proofErr w:type="spellEnd"/>
+            <w:r>
+              <w:rPr>
+                <w:rFonts w:eastAsia="Times New Roman" w:cs="Times New Roman"/>
+                <w:highlight w:val="yellow"/>
+                <w:lang w:eastAsia="en-US"/>
+              </w:rPr>
+              <w:t>(</w:t>
+            </w:r>
+            <w:proofErr w:type="gramEnd"/>
+            <w:r>
+              <w:rPr>
+                <w:rFonts w:eastAsia="Times New Roman" w:cs="Times New Roman"/>
+                <w:highlight w:val="yellow"/>
+                <w:lang w:eastAsia="en-US"/>
+              </w:rPr>
+              <w:t>)</w:t>
             </w:r>
           </w:p>
         </w:tc>
@@ -6957,13 +8424,33 @@
                 <w:lang w:eastAsia="en-US"/>
               </w:rPr>
             </w:pPr>
+            <w:proofErr w:type="spellStart"/>
+            <w:proofErr w:type="gramStart"/>
             <w:r>
               <w:rPr>
                 <w:rFonts w:eastAsia="Times New Roman" w:cs="Times New Roman"/>
                 <w:highlight w:val="yellow"/>
                 <w:lang w:eastAsia="en-US"/>
               </w:rPr>
-              <w:t>applyRecipientRules()</w:t>
+              <w:t>applyRecipientRules</w:t>
+            </w:r>
+            <w:proofErr w:type="spellEnd"/>
+            <w:r>
+              <w:rPr>
+                <w:rFonts w:eastAsia="Times New Roman" w:cs="Times New Roman"/>
+                <w:highlight w:val="yellow"/>
+                <w:lang w:eastAsia="en-US"/>
+              </w:rPr>
+              <w:t>(</w:t>
+            </w:r>
+            <w:proofErr w:type="gramEnd"/>
+            <w:r>
+              <w:rPr>
+                <w:rFonts w:eastAsia="Times New Roman" w:cs="Times New Roman"/>
+                <w:highlight w:val="yellow"/>
+                <w:lang w:eastAsia="en-US"/>
+              </w:rPr>
+              <w:t>)</w:t>
             </w:r>
           </w:p>
         </w:tc>
@@ -7052,12 +8539,30 @@
                 <w:lang w:eastAsia="en-US"/>
               </w:rPr>
             </w:pPr>
-            <w:r>
-              <w:rPr>
-                <w:rFonts w:eastAsia="Times New Roman" w:cs="Times New Roman"/>
-                <w:lang w:eastAsia="en-US"/>
-              </w:rPr>
-              <w:t>IsDelivered()</w:t>
+            <w:proofErr w:type="spellStart"/>
+            <w:proofErr w:type="gramStart"/>
+            <w:r>
+              <w:rPr>
+                <w:rFonts w:eastAsia="Times New Roman" w:cs="Times New Roman"/>
+                <w:lang w:eastAsia="en-US"/>
+              </w:rPr>
+              <w:t>IsDelivered</w:t>
+            </w:r>
+            <w:proofErr w:type="spellEnd"/>
+            <w:r>
+              <w:rPr>
+                <w:rFonts w:eastAsia="Times New Roman" w:cs="Times New Roman"/>
+                <w:lang w:eastAsia="en-US"/>
+              </w:rPr>
+              <w:t>(</w:t>
+            </w:r>
+            <w:proofErr w:type="gramEnd"/>
+            <w:r>
+              <w:rPr>
+                <w:rFonts w:eastAsia="Times New Roman" w:cs="Times New Roman"/>
+                <w:lang w:eastAsia="en-US"/>
+              </w:rPr>
+              <w:t>)</w:t>
             </w:r>
           </w:p>
         </w:tc>
@@ -7143,12 +8648,30 @@
                 <w:lang w:eastAsia="en-US"/>
               </w:rPr>
             </w:pPr>
-            <w:r>
-              <w:rPr>
-                <w:rFonts w:eastAsia="Times New Roman" w:cs="Times New Roman"/>
-                <w:lang w:eastAsia="en-US"/>
-              </w:rPr>
-              <w:t>SendNotification()</w:t>
+            <w:proofErr w:type="spellStart"/>
+            <w:proofErr w:type="gramStart"/>
+            <w:r>
+              <w:rPr>
+                <w:rFonts w:eastAsia="Times New Roman" w:cs="Times New Roman"/>
+                <w:lang w:eastAsia="en-US"/>
+              </w:rPr>
+              <w:t>SendNotification</w:t>
+            </w:r>
+            <w:proofErr w:type="spellEnd"/>
+            <w:r>
+              <w:rPr>
+                <w:rFonts w:eastAsia="Times New Roman" w:cs="Times New Roman"/>
+                <w:lang w:eastAsia="en-US"/>
+              </w:rPr>
+              <w:t>(</w:t>
+            </w:r>
+            <w:proofErr w:type="gramEnd"/>
+            <w:r>
+              <w:rPr>
+                <w:rFonts w:eastAsia="Times New Roman" w:cs="Times New Roman"/>
+                <w:lang w:eastAsia="en-US"/>
+              </w:rPr>
+              <w:t>)</w:t>
             </w:r>
           </w:p>
         </w:tc>
@@ -7206,12 +8729,21 @@
                 <w:lang w:eastAsia="en-US"/>
               </w:rPr>
             </w:pPr>
-            <w:r>
-              <w:rPr>
-                <w:rFonts w:eastAsia="Times New Roman" w:cs="Times New Roman"/>
-                <w:lang w:eastAsia="en-US"/>
-              </w:rPr>
-              <w:t>Sends a push notification.</w:t>
+            <w:proofErr w:type="gramStart"/>
+            <w:r>
+              <w:rPr>
+                <w:rFonts w:eastAsia="Times New Roman" w:cs="Times New Roman"/>
+                <w:lang w:eastAsia="en-US"/>
+              </w:rPr>
+              <w:t>Sends</w:t>
+            </w:r>
+            <w:proofErr w:type="gramEnd"/>
+            <w:r>
+              <w:rPr>
+                <w:rFonts w:eastAsia="Times New Roman" w:cs="Times New Roman"/>
+                <w:lang w:eastAsia="en-US"/>
+              </w:rPr>
+              <w:t xml:space="preserve"> a push notification.</w:t>
             </w:r>
           </w:p>
         </w:tc>
@@ -7237,12 +8769,30 @@
                 <w:lang w:eastAsia="en-US"/>
               </w:rPr>
             </w:pPr>
-            <w:r>
-              <w:rPr>
-                <w:rFonts w:eastAsia="Times New Roman" w:cs="Times New Roman"/>
-                <w:lang w:eastAsia="en-US"/>
-              </w:rPr>
-              <w:t>ToQueue()</w:t>
+            <w:proofErr w:type="spellStart"/>
+            <w:proofErr w:type="gramStart"/>
+            <w:r>
+              <w:rPr>
+                <w:rFonts w:eastAsia="Times New Roman" w:cs="Times New Roman"/>
+                <w:lang w:eastAsia="en-US"/>
+              </w:rPr>
+              <w:t>ToQueue</w:t>
+            </w:r>
+            <w:proofErr w:type="spellEnd"/>
+            <w:r>
+              <w:rPr>
+                <w:rFonts w:eastAsia="Times New Roman" w:cs="Times New Roman"/>
+                <w:lang w:eastAsia="en-US"/>
+              </w:rPr>
+              <w:t>(</w:t>
+            </w:r>
+            <w:proofErr w:type="gramEnd"/>
+            <w:r>
+              <w:rPr>
+                <w:rFonts w:eastAsia="Times New Roman" w:cs="Times New Roman"/>
+                <w:lang w:eastAsia="en-US"/>
+              </w:rPr>
+              <w:t>)</w:t>
             </w:r>
           </w:p>
         </w:tc>
@@ -7328,12 +8878,30 @@
                 <w:lang w:eastAsia="en-US"/>
               </w:rPr>
             </w:pPr>
-            <w:r>
-              <w:rPr>
-                <w:rFonts w:eastAsia="Times New Roman" w:cs="Times New Roman"/>
-                <w:lang w:eastAsia="en-US"/>
-              </w:rPr>
-              <w:t>NotificationsAvailable()</w:t>
+            <w:proofErr w:type="spellStart"/>
+            <w:proofErr w:type="gramStart"/>
+            <w:r>
+              <w:rPr>
+                <w:rFonts w:eastAsia="Times New Roman" w:cs="Times New Roman"/>
+                <w:lang w:eastAsia="en-US"/>
+              </w:rPr>
+              <w:t>NotificationsAvailable</w:t>
+            </w:r>
+            <w:proofErr w:type="spellEnd"/>
+            <w:r>
+              <w:rPr>
+                <w:rFonts w:eastAsia="Times New Roman" w:cs="Times New Roman"/>
+                <w:lang w:eastAsia="en-US"/>
+              </w:rPr>
+              <w:t>(</w:t>
+            </w:r>
+            <w:proofErr w:type="gramEnd"/>
+            <w:r>
+              <w:rPr>
+                <w:rFonts w:eastAsia="Times New Roman" w:cs="Times New Roman"/>
+                <w:lang w:eastAsia="en-US"/>
+              </w:rPr>
+              <w:t>)</w:t>
             </w:r>
           </w:p>
         </w:tc>
@@ -7391,12 +8959,21 @@
                 <w:lang w:eastAsia="en-US"/>
               </w:rPr>
             </w:pPr>
-            <w:r>
-              <w:rPr>
-                <w:rFonts w:eastAsia="Times New Roman" w:cs="Times New Roman"/>
-                <w:lang w:eastAsia="en-US"/>
-              </w:rPr>
-              <w:t>Checks whether notifications are enabled/available.</w:t>
+            <w:proofErr w:type="gramStart"/>
+            <w:r>
+              <w:rPr>
+                <w:rFonts w:eastAsia="Times New Roman" w:cs="Times New Roman"/>
+                <w:lang w:eastAsia="en-US"/>
+              </w:rPr>
+              <w:t>Checks</w:t>
+            </w:r>
+            <w:proofErr w:type="gramEnd"/>
+            <w:r>
+              <w:rPr>
+                <w:rFonts w:eastAsia="Times New Roman" w:cs="Times New Roman"/>
+                <w:lang w:eastAsia="en-US"/>
+              </w:rPr>
+              <w:t xml:space="preserve"> whether notifications are enabled/available.</w:t>
             </w:r>
           </w:p>
         </w:tc>
@@ -7422,12 +8999,30 @@
                 <w:lang w:eastAsia="en-US"/>
               </w:rPr>
             </w:pPr>
-            <w:r>
-              <w:rPr>
-                <w:rFonts w:eastAsia="Times New Roman" w:cs="Times New Roman"/>
-                <w:lang w:eastAsia="en-US"/>
-              </w:rPr>
-              <w:t>RetrieveNotification()</w:t>
+            <w:proofErr w:type="spellStart"/>
+            <w:proofErr w:type="gramStart"/>
+            <w:r>
+              <w:rPr>
+                <w:rFonts w:eastAsia="Times New Roman" w:cs="Times New Roman"/>
+                <w:lang w:eastAsia="en-US"/>
+              </w:rPr>
+              <w:t>RetrieveNotification</w:t>
+            </w:r>
+            <w:proofErr w:type="spellEnd"/>
+            <w:r>
+              <w:rPr>
+                <w:rFonts w:eastAsia="Times New Roman" w:cs="Times New Roman"/>
+                <w:lang w:eastAsia="en-US"/>
+              </w:rPr>
+              <w:t>(</w:t>
+            </w:r>
+            <w:proofErr w:type="gramEnd"/>
+            <w:r>
+              <w:rPr>
+                <w:rFonts w:eastAsia="Times New Roman" w:cs="Times New Roman"/>
+                <w:lang w:eastAsia="en-US"/>
+              </w:rPr>
+              <w:t>)</w:t>
             </w:r>
           </w:p>
         </w:tc>
@@ -7513,12 +9108,31 @@
                 <w:lang w:eastAsia="en-US"/>
               </w:rPr>
             </w:pPr>
-            <w:r>
-              <w:rPr>
-                <w:rFonts w:eastAsia="Times New Roman" w:cs="Times New Roman"/>
-                <w:lang w:eastAsia="en-US"/>
-              </w:rPr>
-              <w:t>CheckForNotifications()</w:t>
+            <w:proofErr w:type="spellStart"/>
+            <w:proofErr w:type="gramStart"/>
+            <w:r>
+              <w:rPr>
+                <w:rFonts w:eastAsia="Times New Roman" w:cs="Times New Roman"/>
+                <w:lang w:eastAsia="en-US"/>
+              </w:rPr>
+              <w:lastRenderedPageBreak/>
+              <w:t>CheckForNotifications</w:t>
+            </w:r>
+            <w:proofErr w:type="spellEnd"/>
+            <w:r>
+              <w:rPr>
+                <w:rFonts w:eastAsia="Times New Roman" w:cs="Times New Roman"/>
+                <w:lang w:eastAsia="en-US"/>
+              </w:rPr>
+              <w:t>(</w:t>
+            </w:r>
+            <w:proofErr w:type="gramEnd"/>
+            <w:r>
+              <w:rPr>
+                <w:rFonts w:eastAsia="Times New Roman" w:cs="Times New Roman"/>
+                <w:lang w:eastAsia="en-US"/>
+              </w:rPr>
+              <w:t>)</w:t>
             </w:r>
           </w:p>
         </w:tc>
@@ -7607,12 +9221,30 @@
                 <w:lang w:eastAsia="en-US"/>
               </w:rPr>
             </w:pPr>
-            <w:r>
-              <w:rPr>
-                <w:rFonts w:eastAsia="Times New Roman" w:cs="Times New Roman"/>
-                <w:lang w:eastAsia="en-US"/>
-              </w:rPr>
-              <w:t>FilterBy()</w:t>
+            <w:proofErr w:type="spellStart"/>
+            <w:proofErr w:type="gramStart"/>
+            <w:r>
+              <w:rPr>
+                <w:rFonts w:eastAsia="Times New Roman" w:cs="Times New Roman"/>
+                <w:lang w:eastAsia="en-US"/>
+              </w:rPr>
+              <w:t>FilterBy</w:t>
+            </w:r>
+            <w:proofErr w:type="spellEnd"/>
+            <w:r>
+              <w:rPr>
+                <w:rFonts w:eastAsia="Times New Roman" w:cs="Times New Roman"/>
+                <w:lang w:eastAsia="en-US"/>
+              </w:rPr>
+              <w:t>(</w:t>
+            </w:r>
+            <w:proofErr w:type="gramEnd"/>
+            <w:r>
+              <w:rPr>
+                <w:rFonts w:eastAsia="Times New Roman" w:cs="Times New Roman"/>
+                <w:lang w:eastAsia="en-US"/>
+              </w:rPr>
+              <w:t>)</w:t>
             </w:r>
           </w:p>
         </w:tc>
@@ -7698,12 +9330,21 @@
                 <w:lang w:eastAsia="en-US"/>
               </w:rPr>
             </w:pPr>
-            <w:r>
-              <w:rPr>
-                <w:rFonts w:eastAsia="Times New Roman" w:cs="Times New Roman"/>
-                <w:lang w:eastAsia="en-US"/>
-              </w:rPr>
-              <w:t>Display()</w:t>
+            <w:proofErr w:type="gramStart"/>
+            <w:r>
+              <w:rPr>
+                <w:rFonts w:eastAsia="Times New Roman" w:cs="Times New Roman"/>
+                <w:lang w:eastAsia="en-US"/>
+              </w:rPr>
+              <w:t>Display(</w:t>
+            </w:r>
+            <w:proofErr w:type="gramEnd"/>
+            <w:r>
+              <w:rPr>
+                <w:rFonts w:eastAsia="Times New Roman" w:cs="Times New Roman"/>
+                <w:lang w:eastAsia="en-US"/>
+              </w:rPr>
+              <w:t>)</w:t>
             </w:r>
           </w:p>
         </w:tc>
@@ -7792,12 +9433,30 @@
                 <w:lang w:eastAsia="en-US"/>
               </w:rPr>
             </w:pPr>
-            <w:r>
-              <w:rPr>
-                <w:rFonts w:eastAsia="Times New Roman" w:cs="Times New Roman"/>
-                <w:lang w:eastAsia="en-US"/>
-              </w:rPr>
-              <w:t>HasBeenRead()</w:t>
+            <w:proofErr w:type="spellStart"/>
+            <w:proofErr w:type="gramStart"/>
+            <w:r>
+              <w:rPr>
+                <w:rFonts w:eastAsia="Times New Roman" w:cs="Times New Roman"/>
+                <w:lang w:eastAsia="en-US"/>
+              </w:rPr>
+              <w:t>HasBeenRead</w:t>
+            </w:r>
+            <w:proofErr w:type="spellEnd"/>
+            <w:r>
+              <w:rPr>
+                <w:rFonts w:eastAsia="Times New Roman" w:cs="Times New Roman"/>
+                <w:lang w:eastAsia="en-US"/>
+              </w:rPr>
+              <w:t>(</w:t>
+            </w:r>
+            <w:proofErr w:type="gramEnd"/>
+            <w:r>
+              <w:rPr>
+                <w:rFonts w:eastAsia="Times New Roman" w:cs="Times New Roman"/>
+                <w:lang w:eastAsia="en-US"/>
+              </w:rPr>
+              <w:t>)</w:t>
             </w:r>
           </w:p>
         </w:tc>
@@ -8062,12 +9721,30 @@
                 <w:lang w:eastAsia="en-US"/>
               </w:rPr>
             </w:pPr>
-            <w:r>
-              <w:rPr>
-                <w:rFonts w:eastAsia="Times New Roman" w:cs="Times New Roman"/>
-                <w:lang w:eastAsia="en-US"/>
-              </w:rPr>
-              <w:t>validateRequiredFields()</w:t>
+            <w:proofErr w:type="spellStart"/>
+            <w:proofErr w:type="gramStart"/>
+            <w:r>
+              <w:rPr>
+                <w:rFonts w:eastAsia="Times New Roman" w:cs="Times New Roman"/>
+                <w:lang w:eastAsia="en-US"/>
+              </w:rPr>
+              <w:t>validateRequiredFields</w:t>
+            </w:r>
+            <w:proofErr w:type="spellEnd"/>
+            <w:r>
+              <w:rPr>
+                <w:rFonts w:eastAsia="Times New Roman" w:cs="Times New Roman"/>
+                <w:lang w:eastAsia="en-US"/>
+              </w:rPr>
+              <w:t>(</w:t>
+            </w:r>
+            <w:proofErr w:type="gramEnd"/>
+            <w:r>
+              <w:rPr>
+                <w:rFonts w:eastAsia="Times New Roman" w:cs="Times New Roman"/>
+                <w:lang w:eastAsia="en-US"/>
+              </w:rPr>
+              <w:t>)</w:t>
             </w:r>
           </w:p>
         </w:tc>
@@ -8153,12 +9830,30 @@
                 <w:lang w:eastAsia="en-US"/>
               </w:rPr>
             </w:pPr>
-            <w:r>
-              <w:rPr>
-                <w:rFonts w:eastAsia="Times New Roman" w:cs="Times New Roman"/>
-                <w:lang w:eastAsia="en-US"/>
-              </w:rPr>
-              <w:t>validateSearchRequest()</w:t>
+            <w:proofErr w:type="spellStart"/>
+            <w:proofErr w:type="gramStart"/>
+            <w:r>
+              <w:rPr>
+                <w:rFonts w:eastAsia="Times New Roman" w:cs="Times New Roman"/>
+                <w:lang w:eastAsia="en-US"/>
+              </w:rPr>
+              <w:t>validateSearchRequest</w:t>
+            </w:r>
+            <w:proofErr w:type="spellEnd"/>
+            <w:r>
+              <w:rPr>
+                <w:rFonts w:eastAsia="Times New Roman" w:cs="Times New Roman"/>
+                <w:lang w:eastAsia="en-US"/>
+              </w:rPr>
+              <w:t>(</w:t>
+            </w:r>
+            <w:proofErr w:type="gramEnd"/>
+            <w:r>
+              <w:rPr>
+                <w:rFonts w:eastAsia="Times New Roman" w:cs="Times New Roman"/>
+                <w:lang w:eastAsia="en-US"/>
+              </w:rPr>
+              <w:t>)</w:t>
             </w:r>
           </w:p>
         </w:tc>
@@ -8247,12 +9942,30 @@
                 <w:lang w:eastAsia="en-US"/>
               </w:rPr>
             </w:pPr>
-            <w:r>
-              <w:rPr>
-                <w:rFonts w:eastAsia="Times New Roman" w:cs="Times New Roman"/>
-                <w:lang w:eastAsia="en-US"/>
-              </w:rPr>
-              <w:t>validateNotificationSettings()</w:t>
+            <w:proofErr w:type="spellStart"/>
+            <w:proofErr w:type="gramStart"/>
+            <w:r>
+              <w:rPr>
+                <w:rFonts w:eastAsia="Times New Roman" w:cs="Times New Roman"/>
+                <w:lang w:eastAsia="en-US"/>
+              </w:rPr>
+              <w:t>validateNotificationSettings</w:t>
+            </w:r>
+            <w:proofErr w:type="spellEnd"/>
+            <w:r>
+              <w:rPr>
+                <w:rFonts w:eastAsia="Times New Roman" w:cs="Times New Roman"/>
+                <w:lang w:eastAsia="en-US"/>
+              </w:rPr>
+              <w:t>(</w:t>
+            </w:r>
+            <w:proofErr w:type="gramEnd"/>
+            <w:r>
+              <w:rPr>
+                <w:rFonts w:eastAsia="Times New Roman" w:cs="Times New Roman"/>
+                <w:lang w:eastAsia="en-US"/>
+              </w:rPr>
+              <w:t>)</w:t>
             </w:r>
           </w:p>
         </w:tc>
@@ -8338,13 +10051,30 @@
                 <w:lang w:eastAsia="en-US"/>
               </w:rPr>
             </w:pPr>
-            <w:r>
-              <w:rPr>
-                <w:rFonts w:eastAsia="Times New Roman" w:cs="Times New Roman"/>
-                <w:lang w:eastAsia="en-US"/>
-              </w:rPr>
-              <w:lastRenderedPageBreak/>
-              <w:t>validateNewsFeedPost()</w:t>
+            <w:proofErr w:type="spellStart"/>
+            <w:proofErr w:type="gramStart"/>
+            <w:r>
+              <w:rPr>
+                <w:rFonts w:eastAsia="Times New Roman" w:cs="Times New Roman"/>
+                <w:lang w:eastAsia="en-US"/>
+              </w:rPr>
+              <w:t>validateNewsFeedPost</w:t>
+            </w:r>
+            <w:proofErr w:type="spellEnd"/>
+            <w:r>
+              <w:rPr>
+                <w:rFonts w:eastAsia="Times New Roman" w:cs="Times New Roman"/>
+                <w:lang w:eastAsia="en-US"/>
+              </w:rPr>
+              <w:t>(</w:t>
+            </w:r>
+            <w:proofErr w:type="gramEnd"/>
+            <w:r>
+              <w:rPr>
+                <w:rFonts w:eastAsia="Times New Roman" w:cs="Times New Roman"/>
+                <w:lang w:eastAsia="en-US"/>
+              </w:rPr>
+              <w:t>)</w:t>
             </w:r>
           </w:p>
         </w:tc>
@@ -8433,13 +10163,33 @@
                 <w:lang w:eastAsia="en-US"/>
               </w:rPr>
             </w:pPr>
+            <w:proofErr w:type="spellStart"/>
+            <w:proofErr w:type="gramStart"/>
             <w:r>
               <w:rPr>
                 <w:rFonts w:eastAsia="Times New Roman" w:cs="Times New Roman"/>
                 <w:highlight w:val="yellow"/>
                 <w:lang w:eastAsia="en-US"/>
               </w:rPr>
-              <w:t>sanitizeInput()</w:t>
+              <w:t>sanitizeInput</w:t>
+            </w:r>
+            <w:proofErr w:type="spellEnd"/>
+            <w:r>
+              <w:rPr>
+                <w:rFonts w:eastAsia="Times New Roman" w:cs="Times New Roman"/>
+                <w:highlight w:val="yellow"/>
+                <w:lang w:eastAsia="en-US"/>
+              </w:rPr>
+              <w:t>(</w:t>
+            </w:r>
+            <w:proofErr w:type="gramEnd"/>
+            <w:r>
+              <w:rPr>
+                <w:rFonts w:eastAsia="Times New Roman" w:cs="Times New Roman"/>
+                <w:highlight w:val="yellow"/>
+                <w:lang w:eastAsia="en-US"/>
+              </w:rPr>
+              <w:t>)</w:t>
             </w:r>
           </w:p>
         </w:tc>
@@ -8525,12 +10275,30 @@
                 <w:lang w:eastAsia="en-US"/>
               </w:rPr>
             </w:pPr>
-            <w:r>
-              <w:rPr>
-                <w:rFonts w:eastAsia="Times New Roman" w:cs="Times New Roman"/>
-                <w:lang w:eastAsia="en-US"/>
-              </w:rPr>
-              <w:t>orchestrateProfileRequest()</w:t>
+            <w:proofErr w:type="spellStart"/>
+            <w:proofErr w:type="gramStart"/>
+            <w:r>
+              <w:rPr>
+                <w:rFonts w:eastAsia="Times New Roman" w:cs="Times New Roman"/>
+                <w:lang w:eastAsia="en-US"/>
+              </w:rPr>
+              <w:t>orchestrateProfileRequest</w:t>
+            </w:r>
+            <w:proofErr w:type="spellEnd"/>
+            <w:r>
+              <w:rPr>
+                <w:rFonts w:eastAsia="Times New Roman" w:cs="Times New Roman"/>
+                <w:lang w:eastAsia="en-US"/>
+              </w:rPr>
+              <w:t>(</w:t>
+            </w:r>
+            <w:proofErr w:type="gramEnd"/>
+            <w:r>
+              <w:rPr>
+                <w:rFonts w:eastAsia="Times New Roman" w:cs="Times New Roman"/>
+                <w:lang w:eastAsia="en-US"/>
+              </w:rPr>
+              <w:t>)</w:t>
             </w:r>
           </w:p>
         </w:tc>
@@ -8619,12 +10387,30 @@
                 <w:lang w:eastAsia="en-US"/>
               </w:rPr>
             </w:pPr>
-            <w:r>
-              <w:rPr>
-                <w:rFonts w:eastAsia="Times New Roman" w:cs="Times New Roman"/>
-                <w:lang w:eastAsia="en-US"/>
-              </w:rPr>
-              <w:t>orchestrateResumeRequest()</w:t>
+            <w:proofErr w:type="spellStart"/>
+            <w:proofErr w:type="gramStart"/>
+            <w:r>
+              <w:rPr>
+                <w:rFonts w:eastAsia="Times New Roman" w:cs="Times New Roman"/>
+                <w:lang w:eastAsia="en-US"/>
+              </w:rPr>
+              <w:t>orchestrateResumeRequest</w:t>
+            </w:r>
+            <w:proofErr w:type="spellEnd"/>
+            <w:r>
+              <w:rPr>
+                <w:rFonts w:eastAsia="Times New Roman" w:cs="Times New Roman"/>
+                <w:lang w:eastAsia="en-US"/>
+              </w:rPr>
+              <w:t>(</w:t>
+            </w:r>
+            <w:proofErr w:type="gramEnd"/>
+            <w:r>
+              <w:rPr>
+                <w:rFonts w:eastAsia="Times New Roman" w:cs="Times New Roman"/>
+                <w:lang w:eastAsia="en-US"/>
+              </w:rPr>
+              <w:t>)</w:t>
             </w:r>
           </w:p>
         </w:tc>
@@ -8710,12 +10496,30 @@
                 <w:lang w:eastAsia="en-US"/>
               </w:rPr>
             </w:pPr>
-            <w:r>
-              <w:rPr>
-                <w:rFonts w:eastAsia="Times New Roman" w:cs="Times New Roman"/>
-                <w:lang w:eastAsia="en-US"/>
-              </w:rPr>
-              <w:t>orchestrateJobRequest()</w:t>
+            <w:proofErr w:type="spellStart"/>
+            <w:proofErr w:type="gramStart"/>
+            <w:r>
+              <w:rPr>
+                <w:rFonts w:eastAsia="Times New Roman" w:cs="Times New Roman"/>
+                <w:lang w:eastAsia="en-US"/>
+              </w:rPr>
+              <w:t>orchestrateJobRequest</w:t>
+            </w:r>
+            <w:proofErr w:type="spellEnd"/>
+            <w:r>
+              <w:rPr>
+                <w:rFonts w:eastAsia="Times New Roman" w:cs="Times New Roman"/>
+                <w:lang w:eastAsia="en-US"/>
+              </w:rPr>
+              <w:t>(</w:t>
+            </w:r>
+            <w:proofErr w:type="gramEnd"/>
+            <w:r>
+              <w:rPr>
+                <w:rFonts w:eastAsia="Times New Roman" w:cs="Times New Roman"/>
+                <w:lang w:eastAsia="en-US"/>
+              </w:rPr>
+              <w:t>)</w:t>
             </w:r>
           </w:p>
         </w:tc>
@@ -8804,13 +10608,33 @@
                 <w:lang w:eastAsia="en-US"/>
               </w:rPr>
             </w:pPr>
+            <w:proofErr w:type="spellStart"/>
+            <w:proofErr w:type="gramStart"/>
             <w:r>
               <w:rPr>
                 <w:rFonts w:eastAsia="Times New Roman" w:cs="Times New Roman"/>
                 <w:highlight w:val="yellow"/>
                 <w:lang w:eastAsia="en-US"/>
               </w:rPr>
-              <w:t>orchestrateSearchRequest()</w:t>
+              <w:t>orchestrateSearchRequest</w:t>
+            </w:r>
+            <w:proofErr w:type="spellEnd"/>
+            <w:r>
+              <w:rPr>
+                <w:rFonts w:eastAsia="Times New Roman" w:cs="Times New Roman"/>
+                <w:highlight w:val="yellow"/>
+                <w:lang w:eastAsia="en-US"/>
+              </w:rPr>
+              <w:t>(</w:t>
+            </w:r>
+            <w:proofErr w:type="gramEnd"/>
+            <w:r>
+              <w:rPr>
+                <w:rFonts w:eastAsia="Times New Roman" w:cs="Times New Roman"/>
+                <w:highlight w:val="yellow"/>
+                <w:lang w:eastAsia="en-US"/>
+              </w:rPr>
+              <w:t>)</w:t>
             </w:r>
           </w:p>
         </w:tc>
@@ -8873,7 +10697,23 @@
                 <w:rFonts w:eastAsia="Times New Roman" w:cs="Times New Roman"/>
                 <w:lang w:eastAsia="en-US"/>
               </w:rPr>
-              <w:t>Coordinates search workflow routing.</w:t>
+              <w:t xml:space="preserve">Coordinates </w:t>
+            </w:r>
+            <w:proofErr w:type="gramStart"/>
+            <w:r>
+              <w:rPr>
+                <w:rFonts w:eastAsia="Times New Roman" w:cs="Times New Roman"/>
+                <w:lang w:eastAsia="en-US"/>
+              </w:rPr>
+              <w:t>search</w:t>
+            </w:r>
+            <w:proofErr w:type="gramEnd"/>
+            <w:r>
+              <w:rPr>
+                <w:rFonts w:eastAsia="Times New Roman" w:cs="Times New Roman"/>
+                <w:lang w:eastAsia="en-US"/>
+              </w:rPr>
+              <w:t xml:space="preserve"> workflow routing.</w:t>
             </w:r>
           </w:p>
         </w:tc>
@@ -8896,12 +10736,30 @@
                 <w:lang w:eastAsia="en-US"/>
               </w:rPr>
             </w:pPr>
-            <w:r>
-              <w:rPr>
-                <w:rFonts w:eastAsia="Times New Roman" w:cs="Times New Roman"/>
-                <w:lang w:eastAsia="en-US"/>
-              </w:rPr>
-              <w:t>orchestrateCommunicationRequest()</w:t>
+            <w:proofErr w:type="spellStart"/>
+            <w:proofErr w:type="gramStart"/>
+            <w:r>
+              <w:rPr>
+                <w:rFonts w:eastAsia="Times New Roman" w:cs="Times New Roman"/>
+                <w:lang w:eastAsia="en-US"/>
+              </w:rPr>
+              <w:t>orchestrateCommunicationRequest</w:t>
+            </w:r>
+            <w:proofErr w:type="spellEnd"/>
+            <w:r>
+              <w:rPr>
+                <w:rFonts w:eastAsia="Times New Roman" w:cs="Times New Roman"/>
+                <w:lang w:eastAsia="en-US"/>
+              </w:rPr>
+              <w:t>(</w:t>
+            </w:r>
+            <w:proofErr w:type="gramEnd"/>
+            <w:r>
+              <w:rPr>
+                <w:rFonts w:eastAsia="Times New Roman" w:cs="Times New Roman"/>
+                <w:lang w:eastAsia="en-US"/>
+              </w:rPr>
+              <w:t>)</w:t>
             </w:r>
           </w:p>
         </w:tc>
@@ -8990,12 +10848,30 @@
                 <w:lang w:eastAsia="en-US"/>
               </w:rPr>
             </w:pPr>
-            <w:r>
-              <w:rPr>
-                <w:rFonts w:eastAsia="Times New Roman" w:cs="Times New Roman"/>
-                <w:lang w:eastAsia="en-US"/>
-              </w:rPr>
-              <w:t>orchestrateRecommendationRequest()</w:t>
+            <w:proofErr w:type="spellStart"/>
+            <w:proofErr w:type="gramStart"/>
+            <w:r>
+              <w:rPr>
+                <w:rFonts w:eastAsia="Times New Roman" w:cs="Times New Roman"/>
+                <w:lang w:eastAsia="en-US"/>
+              </w:rPr>
+              <w:t>orchestrateRecommendationRequest</w:t>
+            </w:r>
+            <w:proofErr w:type="spellEnd"/>
+            <w:r>
+              <w:rPr>
+                <w:rFonts w:eastAsia="Times New Roman" w:cs="Times New Roman"/>
+                <w:lang w:eastAsia="en-US"/>
+              </w:rPr>
+              <w:t>(</w:t>
+            </w:r>
+            <w:proofErr w:type="gramEnd"/>
+            <w:r>
+              <w:rPr>
+                <w:rFonts w:eastAsia="Times New Roman" w:cs="Times New Roman"/>
+                <w:lang w:eastAsia="en-US"/>
+              </w:rPr>
+              <w:t>)</w:t>
             </w:r>
           </w:p>
         </w:tc>
@@ -9081,12 +10957,31 @@
                 <w:lang w:eastAsia="en-US"/>
               </w:rPr>
             </w:pPr>
-            <w:r>
-              <w:rPr>
-                <w:rFonts w:eastAsia="Times New Roman" w:cs="Times New Roman"/>
-                <w:lang w:eastAsia="en-US"/>
-              </w:rPr>
-              <w:t>orchestrateExternalRequest()</w:t>
+            <w:proofErr w:type="spellStart"/>
+            <w:proofErr w:type="gramStart"/>
+            <w:r>
+              <w:rPr>
+                <w:rFonts w:eastAsia="Times New Roman" w:cs="Times New Roman"/>
+                <w:lang w:eastAsia="en-US"/>
+              </w:rPr>
+              <w:lastRenderedPageBreak/>
+              <w:t>orchestrateExternalRequest</w:t>
+            </w:r>
+            <w:proofErr w:type="spellEnd"/>
+            <w:r>
+              <w:rPr>
+                <w:rFonts w:eastAsia="Times New Roman" w:cs="Times New Roman"/>
+                <w:lang w:eastAsia="en-US"/>
+              </w:rPr>
+              <w:t>(</w:t>
+            </w:r>
+            <w:proofErr w:type="gramEnd"/>
+            <w:r>
+              <w:rPr>
+                <w:rFonts w:eastAsia="Times New Roman" w:cs="Times New Roman"/>
+                <w:lang w:eastAsia="en-US"/>
+              </w:rPr>
+              <w:t>)</w:t>
             </w:r>
           </w:p>
         </w:tc>
@@ -9175,12 +11070,30 @@
                 <w:lang w:eastAsia="en-US"/>
               </w:rPr>
             </w:pPr>
-            <w:r>
-              <w:rPr>
-                <w:rFonts w:eastAsia="Times New Roman" w:cs="Times New Roman"/>
-                <w:lang w:eastAsia="en-US"/>
-              </w:rPr>
-              <w:t>routeToService()</w:t>
+            <w:proofErr w:type="spellStart"/>
+            <w:proofErr w:type="gramStart"/>
+            <w:r>
+              <w:rPr>
+                <w:rFonts w:eastAsia="Times New Roman" w:cs="Times New Roman"/>
+                <w:lang w:eastAsia="en-US"/>
+              </w:rPr>
+              <w:t>routeToService</w:t>
+            </w:r>
+            <w:proofErr w:type="spellEnd"/>
+            <w:r>
+              <w:rPr>
+                <w:rFonts w:eastAsia="Times New Roman" w:cs="Times New Roman"/>
+                <w:lang w:eastAsia="en-US"/>
+              </w:rPr>
+              <w:t>(</w:t>
+            </w:r>
+            <w:proofErr w:type="gramEnd"/>
+            <w:r>
+              <w:rPr>
+                <w:rFonts w:eastAsia="Times New Roman" w:cs="Times New Roman"/>
+                <w:lang w:eastAsia="en-US"/>
+              </w:rPr>
+              <w:t>)</w:t>
             </w:r>
           </w:p>
         </w:tc>
@@ -9266,12 +11179,30 @@
                 <w:lang w:eastAsia="en-US"/>
               </w:rPr>
             </w:pPr>
-            <w:r>
-              <w:rPr>
-                <w:rFonts w:eastAsia="Times New Roman" w:cs="Times New Roman"/>
-                <w:lang w:eastAsia="en-US"/>
-              </w:rPr>
-              <w:t>RequestJobs()</w:t>
+            <w:proofErr w:type="spellStart"/>
+            <w:proofErr w:type="gramStart"/>
+            <w:r>
+              <w:rPr>
+                <w:rFonts w:eastAsia="Times New Roman" w:cs="Times New Roman"/>
+                <w:lang w:eastAsia="en-US"/>
+              </w:rPr>
+              <w:t>RequestJobs</w:t>
+            </w:r>
+            <w:proofErr w:type="spellEnd"/>
+            <w:r>
+              <w:rPr>
+                <w:rFonts w:eastAsia="Times New Roman" w:cs="Times New Roman"/>
+                <w:lang w:eastAsia="en-US"/>
+              </w:rPr>
+              <w:t>(</w:t>
+            </w:r>
+            <w:proofErr w:type="gramEnd"/>
+            <w:r>
+              <w:rPr>
+                <w:rFonts w:eastAsia="Times New Roman" w:cs="Times New Roman"/>
+                <w:lang w:eastAsia="en-US"/>
+              </w:rPr>
+              <w:t>)</w:t>
             </w:r>
           </w:p>
         </w:tc>
@@ -9360,12 +11291,30 @@
                 <w:lang w:eastAsia="en-US"/>
               </w:rPr>
             </w:pPr>
-            <w:r>
-              <w:rPr>
-                <w:rFonts w:eastAsia="Times New Roman" w:cs="Times New Roman"/>
-                <w:lang w:eastAsia="en-US"/>
-              </w:rPr>
-              <w:t>GetJobDetails()</w:t>
+            <w:proofErr w:type="spellStart"/>
+            <w:proofErr w:type="gramStart"/>
+            <w:r>
+              <w:rPr>
+                <w:rFonts w:eastAsia="Times New Roman" w:cs="Times New Roman"/>
+                <w:lang w:eastAsia="en-US"/>
+              </w:rPr>
+              <w:t>GetJobDetails</w:t>
+            </w:r>
+            <w:proofErr w:type="spellEnd"/>
+            <w:r>
+              <w:rPr>
+                <w:rFonts w:eastAsia="Times New Roman" w:cs="Times New Roman"/>
+                <w:lang w:eastAsia="en-US"/>
+              </w:rPr>
+              <w:t>(</w:t>
+            </w:r>
+            <w:proofErr w:type="gramEnd"/>
+            <w:r>
+              <w:rPr>
+                <w:rFonts w:eastAsia="Times New Roman" w:cs="Times New Roman"/>
+                <w:lang w:eastAsia="en-US"/>
+              </w:rPr>
+              <w:t>)</w:t>
             </w:r>
           </w:p>
         </w:tc>
@@ -9451,12 +11400,30 @@
                 <w:lang w:eastAsia="en-US"/>
               </w:rPr>
             </w:pPr>
-            <w:r>
-              <w:rPr>
-                <w:rFonts w:eastAsia="Times New Roman" w:cs="Times New Roman"/>
-                <w:lang w:eastAsia="en-US"/>
-              </w:rPr>
-              <w:t>FilterJobs()</w:t>
+            <w:proofErr w:type="spellStart"/>
+            <w:proofErr w:type="gramStart"/>
+            <w:r>
+              <w:rPr>
+                <w:rFonts w:eastAsia="Times New Roman" w:cs="Times New Roman"/>
+                <w:lang w:eastAsia="en-US"/>
+              </w:rPr>
+              <w:t>FilterJobs</w:t>
+            </w:r>
+            <w:proofErr w:type="spellEnd"/>
+            <w:r>
+              <w:rPr>
+                <w:rFonts w:eastAsia="Times New Roman" w:cs="Times New Roman"/>
+                <w:lang w:eastAsia="en-US"/>
+              </w:rPr>
+              <w:t>(</w:t>
+            </w:r>
+            <w:proofErr w:type="gramEnd"/>
+            <w:r>
+              <w:rPr>
+                <w:rFonts w:eastAsia="Times New Roman" w:cs="Times New Roman"/>
+                <w:lang w:eastAsia="en-US"/>
+              </w:rPr>
+              <w:t>)</w:t>
             </w:r>
           </w:p>
         </w:tc>
@@ -9514,12 +11481,21 @@
                 <w:lang w:eastAsia="en-US"/>
               </w:rPr>
             </w:pPr>
-            <w:r>
-              <w:rPr>
-                <w:rFonts w:eastAsia="Times New Roman" w:cs="Times New Roman"/>
-                <w:lang w:eastAsia="en-US"/>
-              </w:rPr>
-              <w:t>Applies filters to job results.</w:t>
+            <w:proofErr w:type="gramStart"/>
+            <w:r>
+              <w:rPr>
+                <w:rFonts w:eastAsia="Times New Roman" w:cs="Times New Roman"/>
+                <w:lang w:eastAsia="en-US"/>
+              </w:rPr>
+              <w:t>Applies</w:t>
+            </w:r>
+            <w:proofErr w:type="gramEnd"/>
+            <w:r>
+              <w:rPr>
+                <w:rFonts w:eastAsia="Times New Roman" w:cs="Times New Roman"/>
+                <w:lang w:eastAsia="en-US"/>
+              </w:rPr>
+              <w:t xml:space="preserve"> filters to job results.</w:t>
             </w:r>
           </w:p>
         </w:tc>
@@ -9545,12 +11521,30 @@
                 <w:lang w:eastAsia="en-US"/>
               </w:rPr>
             </w:pPr>
-            <w:r>
-              <w:rPr>
-                <w:rFonts w:eastAsia="Times New Roman" w:cs="Times New Roman"/>
-                <w:lang w:eastAsia="en-US"/>
-              </w:rPr>
-              <w:t>handleRequest()</w:t>
+            <w:proofErr w:type="spellStart"/>
+            <w:proofErr w:type="gramStart"/>
+            <w:r>
+              <w:rPr>
+                <w:rFonts w:eastAsia="Times New Roman" w:cs="Times New Roman"/>
+                <w:lang w:eastAsia="en-US"/>
+              </w:rPr>
+              <w:t>handleRequest</w:t>
+            </w:r>
+            <w:proofErr w:type="spellEnd"/>
+            <w:r>
+              <w:rPr>
+                <w:rFonts w:eastAsia="Times New Roman" w:cs="Times New Roman"/>
+                <w:lang w:eastAsia="en-US"/>
+              </w:rPr>
+              <w:t>(</w:t>
+            </w:r>
+            <w:proofErr w:type="gramEnd"/>
+            <w:r>
+              <w:rPr>
+                <w:rFonts w:eastAsia="Times New Roman" w:cs="Times New Roman"/>
+                <w:lang w:eastAsia="en-US"/>
+              </w:rPr>
+              <w:t>)</w:t>
             </w:r>
           </w:p>
         </w:tc>
@@ -9636,12 +11630,30 @@
                 <w:lang w:eastAsia="en-US"/>
               </w:rPr>
             </w:pPr>
-            <w:r>
-              <w:rPr>
-                <w:rFonts w:eastAsia="Times New Roman" w:cs="Times New Roman"/>
-                <w:lang w:eastAsia="en-US"/>
-              </w:rPr>
-              <w:t>determineTargets()</w:t>
+            <w:proofErr w:type="spellStart"/>
+            <w:proofErr w:type="gramStart"/>
+            <w:r>
+              <w:rPr>
+                <w:rFonts w:eastAsia="Times New Roman" w:cs="Times New Roman"/>
+                <w:lang w:eastAsia="en-US"/>
+              </w:rPr>
+              <w:t>determineTargets</w:t>
+            </w:r>
+            <w:proofErr w:type="spellEnd"/>
+            <w:r>
+              <w:rPr>
+                <w:rFonts w:eastAsia="Times New Roman" w:cs="Times New Roman"/>
+                <w:lang w:eastAsia="en-US"/>
+              </w:rPr>
+              <w:t>(</w:t>
+            </w:r>
+            <w:proofErr w:type="gramEnd"/>
+            <w:r>
+              <w:rPr>
+                <w:rFonts w:eastAsia="Times New Roman" w:cs="Times New Roman"/>
+                <w:lang w:eastAsia="en-US"/>
+              </w:rPr>
+              <w:t>)</w:t>
             </w:r>
           </w:p>
         </w:tc>
@@ -9730,12 +11742,30 @@
                 <w:lang w:eastAsia="en-US"/>
               </w:rPr>
             </w:pPr>
-            <w:r>
-              <w:rPr>
-                <w:rFonts w:eastAsia="Times New Roman" w:cs="Times New Roman"/>
-                <w:lang w:eastAsia="en-US"/>
-              </w:rPr>
-              <w:t>dispatchRequests()</w:t>
+            <w:proofErr w:type="spellStart"/>
+            <w:proofErr w:type="gramStart"/>
+            <w:r>
+              <w:rPr>
+                <w:rFonts w:eastAsia="Times New Roman" w:cs="Times New Roman"/>
+                <w:lang w:eastAsia="en-US"/>
+              </w:rPr>
+              <w:t>dispatchRequests</w:t>
+            </w:r>
+            <w:proofErr w:type="spellEnd"/>
+            <w:r>
+              <w:rPr>
+                <w:rFonts w:eastAsia="Times New Roman" w:cs="Times New Roman"/>
+                <w:lang w:eastAsia="en-US"/>
+              </w:rPr>
+              <w:t>(</w:t>
+            </w:r>
+            <w:proofErr w:type="gramEnd"/>
+            <w:r>
+              <w:rPr>
+                <w:rFonts w:eastAsia="Times New Roman" w:cs="Times New Roman"/>
+                <w:lang w:eastAsia="en-US"/>
+              </w:rPr>
+              <w:t>)</w:t>
             </w:r>
           </w:p>
         </w:tc>
@@ -9821,14 +11851,33 @@
                 <w:lang w:eastAsia="en-US"/>
               </w:rPr>
             </w:pPr>
+            <w:proofErr w:type="spellStart"/>
+            <w:proofErr w:type="gramStart"/>
             <w:r>
               <w:rPr>
                 <w:rFonts w:eastAsia="Times New Roman" w:cs="Times New Roman"/>
                 <w:highlight w:val="yellow"/>
                 <w:lang w:eastAsia="en-US"/>
               </w:rPr>
-              <w:lastRenderedPageBreak/>
-              <w:t>aggregateResults()</w:t>
+              <w:t>aggregateResults</w:t>
+            </w:r>
+            <w:proofErr w:type="spellEnd"/>
+            <w:r>
+              <w:rPr>
+                <w:rFonts w:eastAsia="Times New Roman" w:cs="Times New Roman"/>
+                <w:highlight w:val="yellow"/>
+                <w:lang w:eastAsia="en-US"/>
+              </w:rPr>
+              <w:t>(</w:t>
+            </w:r>
+            <w:proofErr w:type="gramEnd"/>
+            <w:r>
+              <w:rPr>
+                <w:rFonts w:eastAsia="Times New Roman" w:cs="Times New Roman"/>
+                <w:highlight w:val="yellow"/>
+                <w:lang w:eastAsia="en-US"/>
+              </w:rPr>
+              <w:t>)</w:t>
             </w:r>
           </w:p>
         </w:tc>
@@ -9891,7 +11940,23 @@
                 <w:rFonts w:eastAsia="Times New Roman" w:cs="Times New Roman"/>
                 <w:lang w:eastAsia="en-US"/>
               </w:rPr>
-              <w:t>Combines multiple results into one response.</w:t>
+              <w:t xml:space="preserve">Combines multiple results </w:t>
+            </w:r>
+            <w:proofErr w:type="gramStart"/>
+            <w:r>
+              <w:rPr>
+                <w:rFonts w:eastAsia="Times New Roman" w:cs="Times New Roman"/>
+                <w:lang w:eastAsia="en-US"/>
+              </w:rPr>
+              <w:t>into</w:t>
+            </w:r>
+            <w:proofErr w:type="gramEnd"/>
+            <w:r>
+              <w:rPr>
+                <w:rFonts w:eastAsia="Times New Roman" w:cs="Times New Roman"/>
+                <w:lang w:eastAsia="en-US"/>
+              </w:rPr>
+              <w:t xml:space="preserve"> one response.</w:t>
             </w:r>
           </w:p>
         </w:tc>
@@ -9917,12 +11982,30 @@
                 <w:lang w:eastAsia="en-US"/>
               </w:rPr>
             </w:pPr>
-            <w:r>
-              <w:rPr>
-                <w:rFonts w:eastAsia="Times New Roman" w:cs="Times New Roman"/>
-                <w:lang w:eastAsia="en-US"/>
-              </w:rPr>
-              <w:t>routeCommunicationRequest()</w:t>
+            <w:proofErr w:type="spellStart"/>
+            <w:proofErr w:type="gramStart"/>
+            <w:r>
+              <w:rPr>
+                <w:rFonts w:eastAsia="Times New Roman" w:cs="Times New Roman"/>
+                <w:lang w:eastAsia="en-US"/>
+              </w:rPr>
+              <w:t>routeCommunicationRequest</w:t>
+            </w:r>
+            <w:proofErr w:type="spellEnd"/>
+            <w:r>
+              <w:rPr>
+                <w:rFonts w:eastAsia="Times New Roman" w:cs="Times New Roman"/>
+                <w:lang w:eastAsia="en-US"/>
+              </w:rPr>
+              <w:t>(</w:t>
+            </w:r>
+            <w:proofErr w:type="gramEnd"/>
+            <w:r>
+              <w:rPr>
+                <w:rFonts w:eastAsia="Times New Roman" w:cs="Times New Roman"/>
+                <w:lang w:eastAsia="en-US"/>
+              </w:rPr>
+              <w:t>)</w:t>
             </w:r>
           </w:p>
         </w:tc>
@@ -10008,12 +12091,30 @@
                 <w:lang w:eastAsia="en-US"/>
               </w:rPr>
             </w:pPr>
-            <w:r>
-              <w:rPr>
-                <w:rFonts w:eastAsia="Times New Roman" w:cs="Times New Roman"/>
-                <w:lang w:eastAsia="en-US"/>
-              </w:rPr>
-              <w:t>getNotifications()</w:t>
+            <w:proofErr w:type="spellStart"/>
+            <w:proofErr w:type="gramStart"/>
+            <w:r>
+              <w:rPr>
+                <w:rFonts w:eastAsia="Times New Roman" w:cs="Times New Roman"/>
+                <w:lang w:eastAsia="en-US"/>
+              </w:rPr>
+              <w:t>getNotifications</w:t>
+            </w:r>
+            <w:proofErr w:type="spellEnd"/>
+            <w:r>
+              <w:rPr>
+                <w:rFonts w:eastAsia="Times New Roman" w:cs="Times New Roman"/>
+                <w:lang w:eastAsia="en-US"/>
+              </w:rPr>
+              <w:t>(</w:t>
+            </w:r>
+            <w:proofErr w:type="gramEnd"/>
+            <w:r>
+              <w:rPr>
+                <w:rFonts w:eastAsia="Times New Roman" w:cs="Times New Roman"/>
+                <w:lang w:eastAsia="en-US"/>
+              </w:rPr>
+              <w:t>)</w:t>
             </w:r>
           </w:p>
         </w:tc>
@@ -10102,12 +12203,30 @@
                 <w:lang w:eastAsia="en-US"/>
               </w:rPr>
             </w:pPr>
-            <w:r>
-              <w:rPr>
-                <w:rFonts w:eastAsia="Times New Roman" w:cs="Times New Roman"/>
-                <w:lang w:eastAsia="en-US"/>
-              </w:rPr>
-              <w:t>createNotification()</w:t>
+            <w:proofErr w:type="spellStart"/>
+            <w:proofErr w:type="gramStart"/>
+            <w:r>
+              <w:rPr>
+                <w:rFonts w:eastAsia="Times New Roman" w:cs="Times New Roman"/>
+                <w:lang w:eastAsia="en-US"/>
+              </w:rPr>
+              <w:t>createNotification</w:t>
+            </w:r>
+            <w:proofErr w:type="spellEnd"/>
+            <w:r>
+              <w:rPr>
+                <w:rFonts w:eastAsia="Times New Roman" w:cs="Times New Roman"/>
+                <w:lang w:eastAsia="en-US"/>
+              </w:rPr>
+              <w:t>(</w:t>
+            </w:r>
+            <w:proofErr w:type="gramEnd"/>
+            <w:r>
+              <w:rPr>
+                <w:rFonts w:eastAsia="Times New Roman" w:cs="Times New Roman"/>
+                <w:lang w:eastAsia="en-US"/>
+              </w:rPr>
+              <w:t>)</w:t>
             </w:r>
           </w:p>
         </w:tc>
@@ -10193,12 +12312,30 @@
                 <w:lang w:eastAsia="en-US"/>
               </w:rPr>
             </w:pPr>
-            <w:r>
-              <w:rPr>
-                <w:rFonts w:eastAsia="Times New Roman" w:cs="Times New Roman"/>
-                <w:lang w:eastAsia="en-US"/>
-              </w:rPr>
-              <w:t>muteNotifications()</w:t>
+            <w:proofErr w:type="spellStart"/>
+            <w:proofErr w:type="gramStart"/>
+            <w:r>
+              <w:rPr>
+                <w:rFonts w:eastAsia="Times New Roman" w:cs="Times New Roman"/>
+                <w:lang w:eastAsia="en-US"/>
+              </w:rPr>
+              <w:t>muteNotifications</w:t>
+            </w:r>
+            <w:proofErr w:type="spellEnd"/>
+            <w:r>
+              <w:rPr>
+                <w:rFonts w:eastAsia="Times New Roman" w:cs="Times New Roman"/>
+                <w:lang w:eastAsia="en-US"/>
+              </w:rPr>
+              <w:t>(</w:t>
+            </w:r>
+            <w:proofErr w:type="gramEnd"/>
+            <w:r>
+              <w:rPr>
+                <w:rFonts w:eastAsia="Times New Roman" w:cs="Times New Roman"/>
+                <w:lang w:eastAsia="en-US"/>
+              </w:rPr>
+              <w:t>)</w:t>
             </w:r>
           </w:p>
         </w:tc>
@@ -10287,12 +12424,30 @@
                 <w:lang w:eastAsia="en-US"/>
               </w:rPr>
             </w:pPr>
-            <w:r>
-              <w:rPr>
-                <w:rFonts w:eastAsia="Times New Roman" w:cs="Times New Roman"/>
-                <w:lang w:eastAsia="en-US"/>
-              </w:rPr>
-              <w:t>updateNotificationFilters()</w:t>
+            <w:proofErr w:type="spellStart"/>
+            <w:proofErr w:type="gramStart"/>
+            <w:r>
+              <w:rPr>
+                <w:rFonts w:eastAsia="Times New Roman" w:cs="Times New Roman"/>
+                <w:lang w:eastAsia="en-US"/>
+              </w:rPr>
+              <w:t>updateNotificationFilters</w:t>
+            </w:r>
+            <w:proofErr w:type="spellEnd"/>
+            <w:r>
+              <w:rPr>
+                <w:rFonts w:eastAsia="Times New Roman" w:cs="Times New Roman"/>
+                <w:lang w:eastAsia="en-US"/>
+              </w:rPr>
+              <w:t>(</w:t>
+            </w:r>
+            <w:proofErr w:type="gramEnd"/>
+            <w:r>
+              <w:rPr>
+                <w:rFonts w:eastAsia="Times New Roman" w:cs="Times New Roman"/>
+                <w:lang w:eastAsia="en-US"/>
+              </w:rPr>
+              <w:t>)</w:t>
             </w:r>
           </w:p>
         </w:tc>
@@ -10378,12 +12533,30 @@
                 <w:lang w:eastAsia="en-US"/>
               </w:rPr>
             </w:pPr>
-            <w:r>
-              <w:rPr>
-                <w:rFonts w:eastAsia="Times New Roman" w:cs="Times New Roman"/>
-                <w:lang w:eastAsia="en-US"/>
-              </w:rPr>
-              <w:t>resolveNotificationRecipients()</w:t>
+            <w:proofErr w:type="spellStart"/>
+            <w:proofErr w:type="gramStart"/>
+            <w:r>
+              <w:rPr>
+                <w:rFonts w:eastAsia="Times New Roman" w:cs="Times New Roman"/>
+                <w:lang w:eastAsia="en-US"/>
+              </w:rPr>
+              <w:t>resolveNotificationRecipients</w:t>
+            </w:r>
+            <w:proofErr w:type="spellEnd"/>
+            <w:r>
+              <w:rPr>
+                <w:rFonts w:eastAsia="Times New Roman" w:cs="Times New Roman"/>
+                <w:lang w:eastAsia="en-US"/>
+              </w:rPr>
+              <w:t>(</w:t>
+            </w:r>
+            <w:proofErr w:type="gramEnd"/>
+            <w:r>
+              <w:rPr>
+                <w:rFonts w:eastAsia="Times New Roman" w:cs="Times New Roman"/>
+                <w:lang w:eastAsia="en-US"/>
+              </w:rPr>
+              <w:t>)</w:t>
             </w:r>
           </w:p>
         </w:tc>
@@ -10472,12 +12645,30 @@
                 <w:lang w:eastAsia="en-US"/>
               </w:rPr>
             </w:pPr>
-            <w:r>
-              <w:rPr>
-                <w:rFonts w:eastAsia="Times New Roman" w:cs="Times New Roman"/>
-                <w:lang w:eastAsia="en-US"/>
-              </w:rPr>
-              <w:t>formatNotificationMessage()</w:t>
+            <w:proofErr w:type="spellStart"/>
+            <w:proofErr w:type="gramStart"/>
+            <w:r>
+              <w:rPr>
+                <w:rFonts w:eastAsia="Times New Roman" w:cs="Times New Roman"/>
+                <w:lang w:eastAsia="en-US"/>
+              </w:rPr>
+              <w:t>formatNotificationMessage</w:t>
+            </w:r>
+            <w:proofErr w:type="spellEnd"/>
+            <w:r>
+              <w:rPr>
+                <w:rFonts w:eastAsia="Times New Roman" w:cs="Times New Roman"/>
+                <w:lang w:eastAsia="en-US"/>
+              </w:rPr>
+              <w:t>(</w:t>
+            </w:r>
+            <w:proofErr w:type="gramEnd"/>
+            <w:r>
+              <w:rPr>
+                <w:rFonts w:eastAsia="Times New Roman" w:cs="Times New Roman"/>
+                <w:lang w:eastAsia="en-US"/>
+              </w:rPr>
+              <w:t>)</w:t>
             </w:r>
           </w:p>
         </w:tc>
@@ -10563,12 +12754,31 @@
                 <w:lang w:eastAsia="en-US"/>
               </w:rPr>
             </w:pPr>
-            <w:r>
-              <w:rPr>
-                <w:rFonts w:eastAsia="Times New Roman" w:cs="Times New Roman"/>
-                <w:lang w:eastAsia="en-US"/>
-              </w:rPr>
-              <w:t>sendPushNotification()</w:t>
+            <w:proofErr w:type="spellStart"/>
+            <w:proofErr w:type="gramStart"/>
+            <w:r>
+              <w:rPr>
+                <w:rFonts w:eastAsia="Times New Roman" w:cs="Times New Roman"/>
+                <w:lang w:eastAsia="en-US"/>
+              </w:rPr>
+              <w:lastRenderedPageBreak/>
+              <w:t>sendPushNotification</w:t>
+            </w:r>
+            <w:proofErr w:type="spellEnd"/>
+            <w:r>
+              <w:rPr>
+                <w:rFonts w:eastAsia="Times New Roman" w:cs="Times New Roman"/>
+                <w:lang w:eastAsia="en-US"/>
+              </w:rPr>
+              <w:t>(</w:t>
+            </w:r>
+            <w:proofErr w:type="gramEnd"/>
+            <w:r>
+              <w:rPr>
+                <w:rFonts w:eastAsia="Times New Roman" w:cs="Times New Roman"/>
+                <w:lang w:eastAsia="en-US"/>
+              </w:rPr>
+              <w:t>)</w:t>
             </w:r>
           </w:p>
         </w:tc>
@@ -10833,12 +13043,30 @@
                 <w:lang w:eastAsia="en-US"/>
               </w:rPr>
             </w:pPr>
-            <w:r>
-              <w:rPr>
-                <w:rFonts w:eastAsia="Times New Roman" w:cs="Times New Roman"/>
-                <w:lang w:eastAsia="en-US"/>
-              </w:rPr>
-              <w:t>IsDelivered()</w:t>
+            <w:proofErr w:type="spellStart"/>
+            <w:proofErr w:type="gramStart"/>
+            <w:r>
+              <w:rPr>
+                <w:rFonts w:eastAsia="Times New Roman" w:cs="Times New Roman"/>
+                <w:lang w:eastAsia="en-US"/>
+              </w:rPr>
+              <w:t>IsDelivered</w:t>
+            </w:r>
+            <w:proofErr w:type="spellEnd"/>
+            <w:r>
+              <w:rPr>
+                <w:rFonts w:eastAsia="Times New Roman" w:cs="Times New Roman"/>
+                <w:lang w:eastAsia="en-US"/>
+              </w:rPr>
+              <w:t>(</w:t>
+            </w:r>
+            <w:proofErr w:type="gramEnd"/>
+            <w:r>
+              <w:rPr>
+                <w:rFonts w:eastAsia="Times New Roman" w:cs="Times New Roman"/>
+                <w:lang w:eastAsia="en-US"/>
+              </w:rPr>
+              <w:t>)</w:t>
             </w:r>
           </w:p>
         </w:tc>
@@ -10924,12 +13152,30 @@
                 <w:lang w:eastAsia="en-US"/>
               </w:rPr>
             </w:pPr>
-            <w:r>
-              <w:rPr>
-                <w:rFonts w:eastAsia="Times New Roman" w:cs="Times New Roman"/>
-                <w:lang w:eastAsia="en-US"/>
-              </w:rPr>
-              <w:t>NotificationsAvailable()</w:t>
+            <w:proofErr w:type="spellStart"/>
+            <w:proofErr w:type="gramStart"/>
+            <w:r>
+              <w:rPr>
+                <w:rFonts w:eastAsia="Times New Roman" w:cs="Times New Roman"/>
+                <w:lang w:eastAsia="en-US"/>
+              </w:rPr>
+              <w:t>NotificationsAvailable</w:t>
+            </w:r>
+            <w:proofErr w:type="spellEnd"/>
+            <w:r>
+              <w:rPr>
+                <w:rFonts w:eastAsia="Times New Roman" w:cs="Times New Roman"/>
+                <w:lang w:eastAsia="en-US"/>
+              </w:rPr>
+              <w:t>(</w:t>
+            </w:r>
+            <w:proofErr w:type="gramEnd"/>
+            <w:r>
+              <w:rPr>
+                <w:rFonts w:eastAsia="Times New Roman" w:cs="Times New Roman"/>
+                <w:lang w:eastAsia="en-US"/>
+              </w:rPr>
+              <w:t>)</w:t>
             </w:r>
           </w:p>
         </w:tc>
@@ -11018,12 +13264,30 @@
                 <w:lang w:eastAsia="en-US"/>
               </w:rPr>
             </w:pPr>
-            <w:r>
-              <w:rPr>
-                <w:rFonts w:eastAsia="Times New Roman" w:cs="Times New Roman"/>
-                <w:lang w:eastAsia="en-US"/>
-              </w:rPr>
-              <w:t>RetrieveNotification()</w:t>
+            <w:proofErr w:type="spellStart"/>
+            <w:proofErr w:type="gramStart"/>
+            <w:r>
+              <w:rPr>
+                <w:rFonts w:eastAsia="Times New Roman" w:cs="Times New Roman"/>
+                <w:lang w:eastAsia="en-US"/>
+              </w:rPr>
+              <w:t>RetrieveNotification</w:t>
+            </w:r>
+            <w:proofErr w:type="spellEnd"/>
+            <w:r>
+              <w:rPr>
+                <w:rFonts w:eastAsia="Times New Roman" w:cs="Times New Roman"/>
+                <w:lang w:eastAsia="en-US"/>
+              </w:rPr>
+              <w:t>(</w:t>
+            </w:r>
+            <w:proofErr w:type="gramEnd"/>
+            <w:r>
+              <w:rPr>
+                <w:rFonts w:eastAsia="Times New Roman" w:cs="Times New Roman"/>
+                <w:lang w:eastAsia="en-US"/>
+              </w:rPr>
+              <w:t>)</w:t>
             </w:r>
           </w:p>
         </w:tc>
@@ -11109,12 +13373,30 @@
                 <w:lang w:eastAsia="en-US"/>
               </w:rPr>
             </w:pPr>
-            <w:r>
-              <w:rPr>
-                <w:rFonts w:eastAsia="Times New Roman" w:cs="Times New Roman"/>
-                <w:lang w:eastAsia="en-US"/>
-              </w:rPr>
-              <w:t>CheckForNotifications()</w:t>
+            <w:proofErr w:type="spellStart"/>
+            <w:proofErr w:type="gramStart"/>
+            <w:r>
+              <w:rPr>
+                <w:rFonts w:eastAsia="Times New Roman" w:cs="Times New Roman"/>
+                <w:lang w:eastAsia="en-US"/>
+              </w:rPr>
+              <w:t>CheckForNotifications</w:t>
+            </w:r>
+            <w:proofErr w:type="spellEnd"/>
+            <w:r>
+              <w:rPr>
+                <w:rFonts w:eastAsia="Times New Roman" w:cs="Times New Roman"/>
+                <w:lang w:eastAsia="en-US"/>
+              </w:rPr>
+              <w:t>(</w:t>
+            </w:r>
+            <w:proofErr w:type="gramEnd"/>
+            <w:r>
+              <w:rPr>
+                <w:rFonts w:eastAsia="Times New Roman" w:cs="Times New Roman"/>
+                <w:lang w:eastAsia="en-US"/>
+              </w:rPr>
+              <w:t>)</w:t>
             </w:r>
           </w:p>
         </w:tc>
@@ -11203,12 +13485,30 @@
                 <w:lang w:eastAsia="en-US"/>
               </w:rPr>
             </w:pPr>
-            <w:r>
-              <w:rPr>
-                <w:rFonts w:eastAsia="Times New Roman" w:cs="Times New Roman"/>
-                <w:lang w:eastAsia="en-US"/>
-              </w:rPr>
-              <w:t>FilterBy()</w:t>
+            <w:proofErr w:type="spellStart"/>
+            <w:proofErr w:type="gramStart"/>
+            <w:r>
+              <w:rPr>
+                <w:rFonts w:eastAsia="Times New Roman" w:cs="Times New Roman"/>
+                <w:lang w:eastAsia="en-US"/>
+              </w:rPr>
+              <w:t>FilterBy</w:t>
+            </w:r>
+            <w:proofErr w:type="spellEnd"/>
+            <w:r>
+              <w:rPr>
+                <w:rFonts w:eastAsia="Times New Roman" w:cs="Times New Roman"/>
+                <w:lang w:eastAsia="en-US"/>
+              </w:rPr>
+              <w:t>(</w:t>
+            </w:r>
+            <w:proofErr w:type="gramEnd"/>
+            <w:r>
+              <w:rPr>
+                <w:rFonts w:eastAsia="Times New Roman" w:cs="Times New Roman"/>
+                <w:lang w:eastAsia="en-US"/>
+              </w:rPr>
+              <w:t>)</w:t>
             </w:r>
           </w:p>
         </w:tc>
@@ -11294,12 +13594,30 @@
                 <w:lang w:eastAsia="en-US"/>
               </w:rPr>
             </w:pPr>
-            <w:r>
-              <w:rPr>
-                <w:rFonts w:eastAsia="Times New Roman" w:cs="Times New Roman"/>
-                <w:lang w:eastAsia="en-US"/>
-              </w:rPr>
-              <w:t>HasBeenRead()</w:t>
+            <w:proofErr w:type="spellStart"/>
+            <w:proofErr w:type="gramStart"/>
+            <w:r>
+              <w:rPr>
+                <w:rFonts w:eastAsia="Times New Roman" w:cs="Times New Roman"/>
+                <w:lang w:eastAsia="en-US"/>
+              </w:rPr>
+              <w:t>HasBeenRead</w:t>
+            </w:r>
+            <w:proofErr w:type="spellEnd"/>
+            <w:r>
+              <w:rPr>
+                <w:rFonts w:eastAsia="Times New Roman" w:cs="Times New Roman"/>
+                <w:lang w:eastAsia="en-US"/>
+              </w:rPr>
+              <w:t>(</w:t>
+            </w:r>
+            <w:proofErr w:type="gramEnd"/>
+            <w:r>
+              <w:rPr>
+                <w:rFonts w:eastAsia="Times New Roman" w:cs="Times New Roman"/>
+                <w:lang w:eastAsia="en-US"/>
+              </w:rPr>
+              <w:t>)</w:t>
             </w:r>
           </w:p>
         </w:tc>
@@ -11382,7 +13700,6 @@
           <w:rFonts w:eastAsia="Times New Roman"/>
           <w:lang w:eastAsia="en-US"/>
         </w:rPr>
-        <w:lastRenderedPageBreak/>
         <w:t>Structure Chart Helpers Third</w:t>
       </w:r>
       <w:r>
@@ -11587,12 +13904,30 @@
                 <w:lang w:eastAsia="en-US"/>
               </w:rPr>
             </w:pPr>
-            <w:r>
-              <w:rPr>
-                <w:rFonts w:eastAsia="Times New Roman" w:cs="Times New Roman"/>
-                <w:lang w:eastAsia="en-US"/>
-              </w:rPr>
-              <w:t>sendToClient()</w:t>
+            <w:proofErr w:type="spellStart"/>
+            <w:proofErr w:type="gramStart"/>
+            <w:r>
+              <w:rPr>
+                <w:rFonts w:eastAsia="Times New Roman" w:cs="Times New Roman"/>
+                <w:lang w:eastAsia="en-US"/>
+              </w:rPr>
+              <w:t>sendToClient</w:t>
+            </w:r>
+            <w:proofErr w:type="spellEnd"/>
+            <w:r>
+              <w:rPr>
+                <w:rFonts w:eastAsia="Times New Roman" w:cs="Times New Roman"/>
+                <w:lang w:eastAsia="en-US"/>
+              </w:rPr>
+              <w:t>(</w:t>
+            </w:r>
+            <w:proofErr w:type="gramEnd"/>
+            <w:r>
+              <w:rPr>
+                <w:rFonts w:eastAsia="Times New Roman" w:cs="Times New Roman"/>
+                <w:lang w:eastAsia="en-US"/>
+              </w:rPr>
+              <w:t>)</w:t>
             </w:r>
           </w:p>
         </w:tc>
@@ -11682,12 +14017,30 @@
                 <w:lang w:eastAsia="en-US"/>
               </w:rPr>
             </w:pPr>
-            <w:r>
-              <w:rPr>
-                <w:rFonts w:eastAsia="Times New Roman" w:cs="Times New Roman"/>
-                <w:lang w:eastAsia="en-US"/>
-              </w:rPr>
-              <w:t>createNotificationTask()</w:t>
+            <w:proofErr w:type="spellStart"/>
+            <w:proofErr w:type="gramStart"/>
+            <w:r>
+              <w:rPr>
+                <w:rFonts w:eastAsia="Times New Roman" w:cs="Times New Roman"/>
+                <w:lang w:eastAsia="en-US"/>
+              </w:rPr>
+              <w:t>createNotificationTask</w:t>
+            </w:r>
+            <w:proofErr w:type="spellEnd"/>
+            <w:r>
+              <w:rPr>
+                <w:rFonts w:eastAsia="Times New Roman" w:cs="Times New Roman"/>
+                <w:lang w:eastAsia="en-US"/>
+              </w:rPr>
+              <w:t>(</w:t>
+            </w:r>
+            <w:proofErr w:type="gramEnd"/>
+            <w:r>
+              <w:rPr>
+                <w:rFonts w:eastAsia="Times New Roman" w:cs="Times New Roman"/>
+                <w:lang w:eastAsia="en-US"/>
+              </w:rPr>
+              <w:t>)</w:t>
             </w:r>
           </w:p>
         </w:tc>
@@ -11780,6 +14133,7 @@
                 <w:lang w:eastAsia="en-US"/>
               </w:rPr>
             </w:pPr>
+            <w:proofErr w:type="spellStart"/>
             <w:r>
               <w:rPr>
                 <w:rFonts w:eastAsia="Times New Roman" w:cs="Times New Roman"/>
@@ -11787,6 +14141,7 @@
               </w:rPr>
               <w:t>processNotification</w:t>
             </w:r>
+            <w:proofErr w:type="spellEnd"/>
             <w:r>
               <w:rPr>
                 <w:rFonts w:eastAsia="Times New Roman" w:cs="Times New Roman"/>
@@ -11794,12 +14149,21 @@
               </w:rPr>
               <w:t>-</w:t>
             </w:r>
-            <w:r>
-              <w:rPr>
-                <w:rFonts w:eastAsia="Times New Roman" w:cs="Times New Roman"/>
-                <w:lang w:eastAsia="en-US"/>
-              </w:rPr>
-              <w:t>Request()</w:t>
+            <w:proofErr w:type="gramStart"/>
+            <w:r>
+              <w:rPr>
+                <w:rFonts w:eastAsia="Times New Roman" w:cs="Times New Roman"/>
+                <w:lang w:eastAsia="en-US"/>
+              </w:rPr>
+              <w:t>Request(</w:t>
+            </w:r>
+            <w:proofErr w:type="gramEnd"/>
+            <w:r>
+              <w:rPr>
+                <w:rFonts w:eastAsia="Times New Roman" w:cs="Times New Roman"/>
+                <w:lang w:eastAsia="en-US"/>
+              </w:rPr>
+              <w:t>)</w:t>
             </w:r>
           </w:p>
         </w:tc>
@@ -11888,12 +14252,30 @@
                 <w:lang w:eastAsia="en-US"/>
               </w:rPr>
             </w:pPr>
-            <w:r>
-              <w:rPr>
-                <w:rFonts w:eastAsia="Times New Roman" w:cs="Times New Roman"/>
-                <w:lang w:eastAsia="en-US"/>
-              </w:rPr>
-              <w:t>markNotificationRead()</w:t>
+            <w:proofErr w:type="spellStart"/>
+            <w:proofErr w:type="gramStart"/>
+            <w:r>
+              <w:rPr>
+                <w:rFonts w:eastAsia="Times New Roman" w:cs="Times New Roman"/>
+                <w:lang w:eastAsia="en-US"/>
+              </w:rPr>
+              <w:t>markNotificationRead</w:t>
+            </w:r>
+            <w:proofErr w:type="spellEnd"/>
+            <w:r>
+              <w:rPr>
+                <w:rFonts w:eastAsia="Times New Roman" w:cs="Times New Roman"/>
+                <w:lang w:eastAsia="en-US"/>
+              </w:rPr>
+              <w:t>(</w:t>
+            </w:r>
+            <w:proofErr w:type="gramEnd"/>
+            <w:r>
+              <w:rPr>
+                <w:rFonts w:eastAsia="Times New Roman" w:cs="Times New Roman"/>
+                <w:lang w:eastAsia="en-US"/>
+              </w:rPr>
+              <w:t>)</w:t>
             </w:r>
           </w:p>
         </w:tc>
@@ -11975,12 +14357,30 @@
                 <w:lang w:eastAsia="en-US"/>
               </w:rPr>
             </w:pPr>
-            <w:r>
-              <w:rPr>
-                <w:rFonts w:eastAsia="Times New Roman" w:cs="Times New Roman"/>
-                <w:lang w:eastAsia="en-US"/>
-              </w:rPr>
-              <w:t>routeToService()</w:t>
+            <w:proofErr w:type="spellStart"/>
+            <w:proofErr w:type="gramStart"/>
+            <w:r>
+              <w:rPr>
+                <w:rFonts w:eastAsia="Times New Roman" w:cs="Times New Roman"/>
+                <w:lang w:eastAsia="en-US"/>
+              </w:rPr>
+              <w:t>routeToService</w:t>
+            </w:r>
+            <w:proofErr w:type="spellEnd"/>
+            <w:r>
+              <w:rPr>
+                <w:rFonts w:eastAsia="Times New Roman" w:cs="Times New Roman"/>
+                <w:lang w:eastAsia="en-US"/>
+              </w:rPr>
+              <w:t>(</w:t>
+            </w:r>
+            <w:proofErr w:type="gramEnd"/>
+            <w:r>
+              <w:rPr>
+                <w:rFonts w:eastAsia="Times New Roman" w:cs="Times New Roman"/>
+                <w:lang w:eastAsia="en-US"/>
+              </w:rPr>
+              <w:t>)</w:t>
             </w:r>
           </w:p>
         </w:tc>
@@ -12059,12 +14459,30 @@
                 <w:lang w:eastAsia="en-US"/>
               </w:rPr>
             </w:pPr>
-            <w:r>
-              <w:rPr>
-                <w:rFonts w:eastAsia="Times New Roman" w:cs="Times New Roman"/>
-                <w:lang w:eastAsia="en-US"/>
-              </w:rPr>
-              <w:t>deliverPushNotification()</w:t>
+            <w:proofErr w:type="spellStart"/>
+            <w:proofErr w:type="gramStart"/>
+            <w:r>
+              <w:rPr>
+                <w:rFonts w:eastAsia="Times New Roman" w:cs="Times New Roman"/>
+                <w:lang w:eastAsia="en-US"/>
+              </w:rPr>
+              <w:t>deliverPushNotification</w:t>
+            </w:r>
+            <w:proofErr w:type="spellEnd"/>
+            <w:r>
+              <w:rPr>
+                <w:rFonts w:eastAsia="Times New Roman" w:cs="Times New Roman"/>
+                <w:lang w:eastAsia="en-US"/>
+              </w:rPr>
+              <w:t>(</w:t>
+            </w:r>
+            <w:proofErr w:type="gramEnd"/>
+            <w:r>
+              <w:rPr>
+                <w:rFonts w:eastAsia="Times New Roman" w:cs="Times New Roman"/>
+                <w:lang w:eastAsia="en-US"/>
+              </w:rPr>
+              <w:t>)</w:t>
             </w:r>
           </w:p>
         </w:tc>
@@ -12146,12 +14564,30 @@
                 <w:lang w:eastAsia="en-US"/>
               </w:rPr>
             </w:pPr>
-            <w:r>
-              <w:rPr>
-                <w:rFonts w:eastAsia="Times New Roman" w:cs="Times New Roman"/>
-                <w:lang w:eastAsia="en-US"/>
-              </w:rPr>
-              <w:t>recordDeliveryStatus()</w:t>
+            <w:proofErr w:type="spellStart"/>
+            <w:proofErr w:type="gramStart"/>
+            <w:r>
+              <w:rPr>
+                <w:rFonts w:eastAsia="Times New Roman" w:cs="Times New Roman"/>
+                <w:lang w:eastAsia="en-US"/>
+              </w:rPr>
+              <w:t>recordDeliveryStatus</w:t>
+            </w:r>
+            <w:proofErr w:type="spellEnd"/>
+            <w:r>
+              <w:rPr>
+                <w:rFonts w:eastAsia="Times New Roman" w:cs="Times New Roman"/>
+                <w:lang w:eastAsia="en-US"/>
+              </w:rPr>
+              <w:t>(</w:t>
+            </w:r>
+            <w:proofErr w:type="gramEnd"/>
+            <w:r>
+              <w:rPr>
+                <w:rFonts w:eastAsia="Times New Roman" w:cs="Times New Roman"/>
+                <w:lang w:eastAsia="en-US"/>
+              </w:rPr>
+              <w:t>)</w:t>
             </w:r>
           </w:p>
         </w:tc>
@@ -12221,7 +14657,7 @@
     </w:p>
     <w:p/>
     <w:sectPr>
-      <w:headerReference w:type="default" r:id="rId8"/>
+      <w:headerReference w:type="default" r:id="rId9"/>
       <w:pgSz w:w="12240" w:h="15840"/>
       <w:pgMar w:top="1440" w:right="1440" w:bottom="1440" w:left="1440" w:header="720" w:footer="720" w:gutter="0"/>
       <w:cols w:space="720"/>
@@ -14509,6 +16945,17 @@
       </w:tcPr>
     </w:tblStylePr>
   </w:style>
+  <w:style w:type="character" w:styleId="Hyperlink">
+    <w:name w:val="Hyperlink"/>
+    <w:basedOn w:val="DefaultParagraphFont"/>
+    <w:uiPriority w:val="99"/>
+    <w:unhideWhenUsed/>
+    <w:rsid w:val="00EA564C"/>
+    <w:rPr>
+      <w:color w:val="467886" w:themeColor="hyperlink"/>
+      <w:u w:val="single"/>
+    </w:rPr>
+  </w:style>
 </w:styles>
 </file>
 
